--- a/lessons/3-1/downloads/reveal/3.1-session-1-practice-form-b.docx
+++ b/lessons/3-1/downloads/reveal/3.1-session-1-practice-form-b.docx
@@ -15,7 +15,7 @@
         <w:rPr>
           <w:rFonts w:ascii="Avenir Next" w:hAnsi="Avenir Next" w:cs="Avenir Next" w:eastAsia="Avenir Next"/>
           <w:color w:val="1A1A1A"/>
-          <w:sz w:val="20"/>
+          <w:sz w:val="22"/>
           <w:szCs w:val="20"/>
         </w:rPr>
         <w:t xml:space="preserve">Name</w:t>
@@ -33,7 +33,7 @@
         <w:rPr>
           <w:rFonts w:ascii="Avenir Next" w:hAnsi="Avenir Next" w:cs="Avenir Next" w:eastAsia="Avenir Next"/>
           <w:color w:val="1A1A1A"/>
-          <w:sz w:val="20"/>
+          <w:sz w:val="22"/>
           <w:szCs w:val="20"/>
         </w:rPr>
         <w:t xml:space="preserve">   Date</w:t>
@@ -51,7 +51,7 @@
         <w:rPr>
           <w:rFonts w:ascii="Avenir Next" w:hAnsi="Avenir Next" w:cs="Avenir Next" w:eastAsia="Avenir Next"/>
           <w:color w:val="1A1A1A"/>
-          <w:sz w:val="20"/>
+          <w:sz w:val="22"/>
           <w:szCs w:val="20"/>
         </w:rPr>
         <w:t xml:space="preserve">   Period</w:t>
@@ -78,7 +78,7 @@
           <w:caps/>
           <w:color w:val="003A70"/>
           <w:spacing w:val="12"/>
-          <w:sz w:val="19"/>
+          <w:sz w:val="22"/>
           <w:szCs w:val="19"/>
         </w:rPr>
         <w:t xml:space="preserve">Lesson 3-1  ·  Session 1  ·  Practice  ·  Form B</w:t>
@@ -86,6 +86,7 @@
     </w:p>
     <w:p>
       <w:pPr>
+        <w:pStyle w:val="Heading1"/>
         <w:keepNext/>
         <w:spacing w:before="0" w:after="10" w:line="240" w:lineRule="auto"/>
       </w:pPr>
@@ -111,7 +112,7 @@
         <w:rPr>
           <w:rFonts w:ascii="Avenir Next" w:hAnsi="Avenir Next" w:cs="Avenir Next" w:eastAsia="Avenir Next"/>
           <w:color w:val="5A5F66"/>
-          <w:sz w:val="17"/>
+          <w:sz w:val="22"/>
           <w:szCs w:val="17"/>
         </w:rPr>
         <w:t xml:space="preserve">Learning target — I can describe a relationship between two quantities using ratio language.</w:t>
@@ -128,7 +129,7 @@
     </w:p>
     <w:p>
       <w:pPr>
-        <w:spacing w:before="0" w:after="0" w:line="60" w:lineRule="auto"/>
+        <w:spacing w:before="0" w:after="0" w:line="50" w:lineRule="exact"/>
       </w:pPr>
     </w:p>
     <w:tbl>
@@ -167,6 +168,7 @@
           </w:tcPr>
           <w:p>
             <w:pPr>
+              <w:pStyle w:val="Heading2"/>
               <w:spacing w:before="0" w:after="40" w:line="264" w:lineRule="auto"/>
             </w:pPr>
             <w:r>
@@ -194,46 +196,46 @@
                 <w:rFonts w:ascii="Avenir Next" w:hAnsi="Avenir Next" w:cs="Avenir Next" w:eastAsia="Avenir Next"/>
                 <w:b/>
                 <w:color w:val="003A70"/>
+                <w:sz w:val="22"/>
+                <w:szCs w:val="18"/>
+              </w:rPr>
+              <w:t xml:space="preserve">•</w:t>
+            </w:r>
+            <w:r>
+              <w:rPr>
+                <w:rFonts w:ascii="Avenir Next" w:hAnsi="Avenir Next" w:cs="Avenir Next" w:eastAsia="Avenir Next"/>
+                <w:color w:val="1A1A1A"/>
                 <w:sz w:val="18"/>
                 <w:szCs w:val="18"/>
               </w:rPr>
-              <w:t xml:space="preserve">•</w:t>
-            </w:r>
-            <w:r>
-              <w:rPr>
-                <w:rFonts w:ascii="Avenir Next" w:hAnsi="Avenir Next" w:cs="Avenir Next" w:eastAsia="Avenir Next"/>
-                <w:color w:val="1A1A1A"/>
-                <w:sz w:val="18"/>
+              <w:tab/>
+            </w:r>
+            <w:r>
+              <w:rPr>
+                <w:rFonts w:ascii="Avenir Next" w:hAnsi="Avenir Next" w:cs="Avenir Next" w:eastAsia="Avenir Next"/>
+                <w:color w:val="1A1A1A"/>
+                <w:sz w:val="22"/>
                 <w:szCs w:val="18"/>
               </w:rPr>
-              <w:tab/>
-            </w:r>
-            <w:r>
-              <w:rPr>
-                <w:rFonts w:ascii="Avenir Next" w:hAnsi="Avenir Next" w:cs="Avenir Next" w:eastAsia="Avenir Next"/>
-                <w:color w:val="1A1A1A"/>
-                <w:sz w:val="18"/>
+              <w:t xml:space="preserve">A </w:t>
+            </w:r>
+            <w:r>
+              <w:rPr>
+                <w:rFonts w:ascii="Avenir Next" w:hAnsi="Avenir Next" w:cs="Avenir Next" w:eastAsia="Avenir Next"/>
+                <w:b/>
+                <w:color w:val="1A1A1A"/>
+                <w:sz w:val="22"/>
                 <w:szCs w:val="18"/>
               </w:rPr>
-              <w:t xml:space="preserve">A </w:t>
-            </w:r>
-            <w:r>
-              <w:rPr>
-                <w:rFonts w:ascii="Avenir Next" w:hAnsi="Avenir Next" w:cs="Avenir Next" w:eastAsia="Avenir Next"/>
-                <w:b/>
-                <w:color w:val="1A1A1A"/>
-                <w:sz w:val="18"/>
+              <w:t xml:space="preserve">ratio</w:t>
+            </w:r>
+            <w:r>
+              <w:rPr>
+                <w:rFonts w:ascii="Avenir Next" w:hAnsi="Avenir Next" w:cs="Avenir Next" w:eastAsia="Avenir Next"/>
+                <w:color w:val="1A1A1A"/>
+                <w:sz w:val="22"/>
                 <w:szCs w:val="18"/>
               </w:rPr>
-              <w:t xml:space="preserve">ratio</w:t>
-            </w:r>
-            <w:r>
-              <w:rPr>
-                <w:rFonts w:ascii="Avenir Next" w:hAnsi="Avenir Next" w:cs="Avenir Next" w:eastAsia="Avenir Next"/>
-                <w:color w:val="1A1A1A"/>
-                <w:sz w:val="18"/>
-                <w:szCs w:val="18"/>
-              </w:rPr>
               <w:t xml:space="preserve"> compares two amounts: 3 to 5, 3 : 5, or 3/5. </w:t>
             </w:r>
             <w:r>
@@ -241,7 +243,7 @@
                 <w:rFonts w:ascii="Avenir Next" w:hAnsi="Avenir Next" w:cs="Avenir Next" w:eastAsia="Avenir Next"/>
                 <w:b/>
                 <w:color w:val="1A1A1A"/>
-                <w:sz w:val="18"/>
+                <w:sz w:val="22"/>
                 <w:szCs w:val="18"/>
               </w:rPr>
               <w:t xml:space="preserve">Order matters.</w:t>
@@ -260,54 +262,54 @@
                 <w:rFonts w:ascii="Avenir Next" w:hAnsi="Avenir Next" w:cs="Avenir Next" w:eastAsia="Avenir Next"/>
                 <w:b/>
                 <w:color w:val="003A70"/>
+                <w:sz w:val="22"/>
+                <w:szCs w:val="18"/>
+              </w:rPr>
+              <w:t xml:space="preserve">•</w:t>
+            </w:r>
+            <w:r>
+              <w:rPr>
+                <w:rFonts w:ascii="Avenir Next" w:hAnsi="Avenir Next" w:cs="Avenir Next" w:eastAsia="Avenir Next"/>
+                <w:color w:val="1A1A1A"/>
                 <w:sz w:val="18"/>
                 <w:szCs w:val="18"/>
               </w:rPr>
-              <w:t xml:space="preserve">•</w:t>
-            </w:r>
-            <w:r>
-              <w:rPr>
-                <w:rFonts w:ascii="Avenir Next" w:hAnsi="Avenir Next" w:cs="Avenir Next" w:eastAsia="Avenir Next"/>
-                <w:color w:val="1A1A1A"/>
-                <w:sz w:val="18"/>
+              <w:tab/>
+            </w:r>
+            <w:r>
+              <w:rPr>
+                <w:rFonts w:ascii="Avenir Next" w:hAnsi="Avenir Next" w:cs="Avenir Next" w:eastAsia="Avenir Next"/>
+                <w:b/>
+                <w:color w:val="1A1A1A"/>
+                <w:sz w:val="22"/>
                 <w:szCs w:val="18"/>
               </w:rPr>
-              <w:tab/>
-            </w:r>
-            <w:r>
-              <w:rPr>
-                <w:rFonts w:ascii="Avenir Next" w:hAnsi="Avenir Next" w:cs="Avenir Next" w:eastAsia="Avenir Next"/>
-                <w:b/>
-                <w:color w:val="1A1A1A"/>
-                <w:sz w:val="18"/>
+              <w:t xml:space="preserve">Part-to-part</w:t>
+            </w:r>
+            <w:r>
+              <w:rPr>
+                <w:rFonts w:ascii="Avenir Next" w:hAnsi="Avenir Next" w:cs="Avenir Next" w:eastAsia="Avenir Next"/>
+                <w:color w:val="1A1A1A"/>
+                <w:sz w:val="22"/>
                 <w:szCs w:val="18"/>
               </w:rPr>
-              <w:t xml:space="preserve">Part-to-part</w:t>
-            </w:r>
-            <w:r>
-              <w:rPr>
-                <w:rFonts w:ascii="Avenir Next" w:hAnsi="Avenir Next" w:cs="Avenir Next" w:eastAsia="Avenir Next"/>
-                <w:color w:val="1A1A1A"/>
-                <w:sz w:val="18"/>
+              <w:t xml:space="preserve"> compares two groups. </w:t>
+            </w:r>
+            <w:r>
+              <w:rPr>
+                <w:rFonts w:ascii="Avenir Next" w:hAnsi="Avenir Next" w:cs="Avenir Next" w:eastAsia="Avenir Next"/>
+                <w:b/>
+                <w:color w:val="1A1A1A"/>
+                <w:sz w:val="22"/>
                 <w:szCs w:val="18"/>
               </w:rPr>
-              <w:t xml:space="preserve"> compares two groups. </w:t>
-            </w:r>
-            <w:r>
-              <w:rPr>
-                <w:rFonts w:ascii="Avenir Next" w:hAnsi="Avenir Next" w:cs="Avenir Next" w:eastAsia="Avenir Next"/>
-                <w:b/>
-                <w:color w:val="1A1A1A"/>
-                <w:sz w:val="18"/>
-                <w:szCs w:val="18"/>
-              </w:rPr>
               <w:t xml:space="preserve">Part-to-whole</w:t>
             </w:r>
             <w:r>
               <w:rPr>
                 <w:rFonts w:ascii="Avenir Next" w:hAnsi="Avenir Next" w:cs="Avenir Next" w:eastAsia="Avenir Next"/>
                 <w:color w:val="1A1A1A"/>
-                <w:sz w:val="18"/>
+                <w:sz w:val="22"/>
                 <w:szCs w:val="18"/>
               </w:rPr>
               <w:t xml:space="preserve"> adds the groups to find the total.</w:t>
@@ -326,35 +328,35 @@
                 <w:rFonts w:ascii="Avenir Next" w:hAnsi="Avenir Next" w:cs="Avenir Next" w:eastAsia="Avenir Next"/>
                 <w:b/>
                 <w:color w:val="003A70"/>
+                <w:sz w:val="22"/>
+                <w:szCs w:val="18"/>
+              </w:rPr>
+              <w:t xml:space="preserve">•</w:t>
+            </w:r>
+            <w:r>
+              <w:rPr>
+                <w:rFonts w:ascii="Avenir Next" w:hAnsi="Avenir Next" w:cs="Avenir Next" w:eastAsia="Avenir Next"/>
+                <w:color w:val="1A1A1A"/>
                 <w:sz w:val="18"/>
                 <w:szCs w:val="18"/>
               </w:rPr>
-              <w:t xml:space="preserve">•</w:t>
-            </w:r>
-            <w:r>
-              <w:rPr>
-                <w:rFonts w:ascii="Avenir Next" w:hAnsi="Avenir Next" w:cs="Avenir Next" w:eastAsia="Avenir Next"/>
-                <w:color w:val="1A1A1A"/>
-                <w:sz w:val="18"/>
+              <w:tab/>
+            </w:r>
+            <w:r>
+              <w:rPr>
+                <w:rFonts w:ascii="Avenir Next" w:hAnsi="Avenir Next" w:cs="Avenir Next" w:eastAsia="Avenir Next"/>
+                <w:b/>
+                <w:color w:val="1A1A1A"/>
+                <w:sz w:val="22"/>
                 <w:szCs w:val="18"/>
               </w:rPr>
-              <w:tab/>
-            </w:r>
-            <w:r>
-              <w:rPr>
-                <w:rFonts w:ascii="Avenir Next" w:hAnsi="Avenir Next" w:cs="Avenir Next" w:eastAsia="Avenir Next"/>
-                <w:b/>
-                <w:color w:val="1A1A1A"/>
-                <w:sz w:val="18"/>
-                <w:szCs w:val="18"/>
-              </w:rPr>
               <w:t xml:space="preserve">Simplest form:</w:t>
             </w:r>
             <w:r>
               <w:rPr>
                 <w:rFonts w:ascii="Avenir Next" w:hAnsi="Avenir Next" w:cs="Avenir Next" w:eastAsia="Avenir Next"/>
                 <w:color w:val="1A1A1A"/>
-                <w:sz w:val="18"/>
+                <w:sz w:val="22"/>
                 <w:szCs w:val="18"/>
               </w:rPr>
               <w:t xml:space="preserve"> divide both terms by the same number.</w:t>
@@ -369,6 +371,7 @@
           </w:tcPr>
           <w:p>
             <w:pPr>
+              <w:pStyle w:val="Heading2"/>
               <w:spacing w:before="0" w:after="40" w:line="264" w:lineRule="auto"/>
             </w:pPr>
             <w:r>
@@ -391,7 +394,7 @@
               <w:rPr>
                 <w:rFonts w:ascii="Avenir Next" w:hAnsi="Avenir Next" w:cs="Avenir Next" w:eastAsia="Avenir Next"/>
                 <w:color w:val="1A1A1A"/>
-                <w:sz w:val="17"/>
+                <w:sz w:val="22"/>
                 <w:szCs w:val="17"/>
               </w:rPr>
               <w:t xml:space="preserve">A shelf has 6 math books and 9 reading books. Write reading to math, then math to all books.</w:t>
@@ -410,25 +413,25 @@
                 <w:rFonts w:ascii="Avenir Next" w:hAnsi="Avenir Next" w:cs="Avenir Next" w:eastAsia="Avenir Next"/>
                 <w:b/>
                 <w:color w:val="003A70"/>
+                <w:sz w:val="22"/>
+                <w:szCs w:val="17"/>
+              </w:rPr>
+              <w:t xml:space="preserve">Step 1</w:t>
+            </w:r>
+            <w:r>
+              <w:rPr>
+                <w:rFonts w:ascii="Avenir Next" w:hAnsi="Avenir Next" w:cs="Avenir Next" w:eastAsia="Avenir Next"/>
+                <w:color w:val="1A1A1A"/>
                 <w:sz w:val="17"/>
                 <w:szCs w:val="17"/>
               </w:rPr>
-              <w:t xml:space="preserve">Step 1</w:t>
-            </w:r>
-            <w:r>
-              <w:rPr>
-                <w:rFonts w:ascii="Avenir Next" w:hAnsi="Avenir Next" w:cs="Avenir Next" w:eastAsia="Avenir Next"/>
-                <w:color w:val="1A1A1A"/>
-                <w:sz w:val="17"/>
-                <w:szCs w:val="17"/>
-              </w:rPr>
               <w:tab/>
             </w:r>
             <w:r>
               <w:rPr>
                 <w:rFonts w:ascii="Avenir Next" w:hAnsi="Avenir Next" w:cs="Avenir Next" w:eastAsia="Avenir Next"/>
                 <w:color w:val="1A1A1A"/>
-                <w:sz w:val="17"/>
+                <w:sz w:val="22"/>
                 <w:szCs w:val="17"/>
               </w:rPr>
               <w:t xml:space="preserve">Reading first: 9 : 6.</w:t>
@@ -447,25 +450,25 @@
                 <w:rFonts w:ascii="Avenir Next" w:hAnsi="Avenir Next" w:cs="Avenir Next" w:eastAsia="Avenir Next"/>
                 <w:b/>
                 <w:color w:val="003A70"/>
+                <w:sz w:val="22"/>
+                <w:szCs w:val="17"/>
+              </w:rPr>
+              <w:t xml:space="preserve">Step 2</w:t>
+            </w:r>
+            <w:r>
+              <w:rPr>
+                <w:rFonts w:ascii="Avenir Next" w:hAnsi="Avenir Next" w:cs="Avenir Next" w:eastAsia="Avenir Next"/>
+                <w:color w:val="1A1A1A"/>
                 <w:sz w:val="17"/>
                 <w:szCs w:val="17"/>
               </w:rPr>
-              <w:t xml:space="preserve">Step 2</w:t>
-            </w:r>
-            <w:r>
-              <w:rPr>
-                <w:rFonts w:ascii="Avenir Next" w:hAnsi="Avenir Next" w:cs="Avenir Next" w:eastAsia="Avenir Next"/>
-                <w:color w:val="1A1A1A"/>
-                <w:sz w:val="17"/>
-                <w:szCs w:val="17"/>
-              </w:rPr>
               <w:tab/>
             </w:r>
             <w:r>
               <w:rPr>
                 <w:rFonts w:ascii="Avenir Next" w:hAnsi="Avenir Next" w:cs="Avenir Next" w:eastAsia="Avenir Next"/>
                 <w:color w:val="1A1A1A"/>
-                <w:sz w:val="17"/>
+                <w:sz w:val="22"/>
                 <w:szCs w:val="17"/>
               </w:rPr>
               <w:t xml:space="preserve">All books: 6 + 9 = 15, so math to all is 6 : 15.</w:t>
@@ -484,25 +487,25 @@
                 <w:rFonts w:ascii="Avenir Next" w:hAnsi="Avenir Next" w:cs="Avenir Next" w:eastAsia="Avenir Next"/>
                 <w:b/>
                 <w:color w:val="003A70"/>
+                <w:sz w:val="22"/>
+                <w:szCs w:val="17"/>
+              </w:rPr>
+              <w:t xml:space="preserve">Step 3</w:t>
+            </w:r>
+            <w:r>
+              <w:rPr>
+                <w:rFonts w:ascii="Avenir Next" w:hAnsi="Avenir Next" w:cs="Avenir Next" w:eastAsia="Avenir Next"/>
+                <w:color w:val="1A1A1A"/>
                 <w:sz w:val="17"/>
                 <w:szCs w:val="17"/>
               </w:rPr>
-              <w:t xml:space="preserve">Step 3</w:t>
-            </w:r>
-            <w:r>
-              <w:rPr>
-                <w:rFonts w:ascii="Avenir Next" w:hAnsi="Avenir Next" w:cs="Avenir Next" w:eastAsia="Avenir Next"/>
-                <w:color w:val="1A1A1A"/>
-                <w:sz w:val="17"/>
-                <w:szCs w:val="17"/>
-              </w:rPr>
               <w:tab/>
             </w:r>
             <w:r>
               <w:rPr>
                 <w:rFonts w:ascii="Avenir Next" w:hAnsi="Avenir Next" w:cs="Avenir Next" w:eastAsia="Avenir Next"/>
                 <w:color w:val="1A1A1A"/>
-                <w:sz w:val="17"/>
+                <w:sz w:val="22"/>
                 <w:szCs w:val="17"/>
               </w:rPr>
               <w:t xml:space="preserve">Divide both terms by 3: 6 : 15 = 2 : 5.</w:t>
@@ -521,18 +524,18 @@
                 <w:rFonts w:ascii="Avenir Next" w:hAnsi="Avenir Next" w:cs="Avenir Next" w:eastAsia="Avenir Next"/>
                 <w:b/>
                 <w:color w:val="1A1A1A"/>
+                <w:sz w:val="22"/>
+                <w:szCs w:val="17"/>
+              </w:rPr>
+              <w:t xml:space="preserve">Answer</w:t>
+            </w:r>
+            <w:r>
+              <w:rPr>
+                <w:rFonts w:ascii="Avenir Next" w:hAnsi="Avenir Next" w:cs="Avenir Next" w:eastAsia="Avenir Next"/>
+                <w:color w:val="1A1A1A"/>
                 <w:sz w:val="17"/>
                 <w:szCs w:val="17"/>
               </w:rPr>
-              <w:t xml:space="preserve">Answer</w:t>
-            </w:r>
-            <w:r>
-              <w:rPr>
-                <w:rFonts w:ascii="Avenir Next" w:hAnsi="Avenir Next" w:cs="Avenir Next" w:eastAsia="Avenir Next"/>
-                <w:color w:val="1A1A1A"/>
-                <w:sz w:val="17"/>
-                <w:szCs w:val="17"/>
-              </w:rPr>
               <w:tab/>
             </w:r>
             <w:r>
@@ -540,7 +543,7 @@
                 <w:rFonts w:ascii="Avenir Next" w:hAnsi="Avenir Next" w:cs="Avenir Next" w:eastAsia="Avenir Next"/>
                 <w:b/>
                 <w:color w:val="1A1A1A"/>
-                <w:sz w:val="17"/>
+                <w:sz w:val="22"/>
                 <w:szCs w:val="17"/>
               </w:rPr>
               <w:t xml:space="preserve">9 : 6 and 2 : 5</w:t>
@@ -569,7 +572,7 @@
           <w:rFonts w:ascii="Avenir Next" w:hAnsi="Avenir Next" w:cs="Avenir Next" w:eastAsia="Avenir Next"/>
           <w:b/>
           <w:color w:val="1A1A1A"/>
-          <w:sz w:val="17"/>
+          <w:sz w:val="22"/>
           <w:szCs w:val="17"/>
         </w:rPr>
         <w:t xml:space="preserve">ratio</w:t>
@@ -579,7 +582,7 @@
           <w:rFonts w:ascii="Avenir Next" w:hAnsi="Avenir Next" w:cs="Avenir Next" w:eastAsia="Avenir Next"/>
           <w:i/>
           <w:color w:val="5A5F66"/>
-          <w:sz w:val="17"/>
+          <w:sz w:val="22"/>
           <w:szCs w:val="17"/>
         </w:rPr>
         <w:t xml:space="preserve"> (razón)</w:t>
@@ -588,7 +591,7 @@
         <w:rPr>
           <w:rFonts w:ascii="Avenir Next" w:hAnsi="Avenir Next" w:cs="Avenir Next" w:eastAsia="Avenir Next"/>
           <w:color w:val="5A5F66"/>
-          <w:sz w:val="17"/>
+          <w:sz w:val="22"/>
           <w:szCs w:val="17"/>
         </w:rPr>
         <w:t xml:space="preserve">   ·   </w:t>
@@ -598,7 +601,7 @@
           <w:rFonts w:ascii="Avenir Next" w:hAnsi="Avenir Next" w:cs="Avenir Next" w:eastAsia="Avenir Next"/>
           <w:b/>
           <w:color w:val="1A1A1A"/>
-          <w:sz w:val="17"/>
+          <w:sz w:val="22"/>
           <w:szCs w:val="17"/>
         </w:rPr>
         <w:t xml:space="preserve">term</w:t>
@@ -608,7 +611,7 @@
           <w:rFonts w:ascii="Avenir Next" w:hAnsi="Avenir Next" w:cs="Avenir Next" w:eastAsia="Avenir Next"/>
           <w:i/>
           <w:color w:val="5A5F66"/>
-          <w:sz w:val="17"/>
+          <w:sz w:val="22"/>
           <w:szCs w:val="17"/>
         </w:rPr>
         <w:t xml:space="preserve"> (término)</w:t>
@@ -617,7 +620,7 @@
         <w:rPr>
           <w:rFonts w:ascii="Avenir Next" w:hAnsi="Avenir Next" w:cs="Avenir Next" w:eastAsia="Avenir Next"/>
           <w:color w:val="5A5F66"/>
-          <w:sz w:val="17"/>
+          <w:sz w:val="22"/>
           <w:szCs w:val="17"/>
         </w:rPr>
         <w:t xml:space="preserve">   ·   </w:t>
@@ -627,7 +630,7 @@
           <w:rFonts w:ascii="Avenir Next" w:hAnsi="Avenir Next" w:cs="Avenir Next" w:eastAsia="Avenir Next"/>
           <w:b/>
           <w:color w:val="1A1A1A"/>
-          <w:sz w:val="17"/>
+          <w:sz w:val="22"/>
           <w:szCs w:val="17"/>
         </w:rPr>
         <w:t xml:space="preserve">part-to-part</w:t>
@@ -637,7 +640,7 @@
           <w:rFonts w:ascii="Avenir Next" w:hAnsi="Avenir Next" w:cs="Avenir Next" w:eastAsia="Avenir Next"/>
           <w:i/>
           <w:color w:val="5A5F66"/>
-          <w:sz w:val="17"/>
+          <w:sz w:val="22"/>
           <w:szCs w:val="17"/>
         </w:rPr>
         <w:t xml:space="preserve"> (parte a parte)</w:t>
@@ -646,7 +649,7 @@
         <w:rPr>
           <w:rFonts w:ascii="Avenir Next" w:hAnsi="Avenir Next" w:cs="Avenir Next" w:eastAsia="Avenir Next"/>
           <w:color w:val="5A5F66"/>
-          <w:sz w:val="17"/>
+          <w:sz w:val="22"/>
           <w:szCs w:val="17"/>
         </w:rPr>
         <w:t xml:space="preserve">   ·   </w:t>
@@ -656,7 +659,7 @@
           <w:rFonts w:ascii="Avenir Next" w:hAnsi="Avenir Next" w:cs="Avenir Next" w:eastAsia="Avenir Next"/>
           <w:b/>
           <w:color w:val="1A1A1A"/>
-          <w:sz w:val="17"/>
+          <w:sz w:val="22"/>
           <w:szCs w:val="17"/>
         </w:rPr>
         <w:t xml:space="preserve">part-to-whole</w:t>
@@ -666,7 +669,7 @@
           <w:rFonts w:ascii="Avenir Next" w:hAnsi="Avenir Next" w:cs="Avenir Next" w:eastAsia="Avenir Next"/>
           <w:i/>
           <w:color w:val="5A5F66"/>
-          <w:sz w:val="17"/>
+          <w:sz w:val="22"/>
           <w:szCs w:val="17"/>
         </w:rPr>
         <w:t xml:space="preserve"> (parte al todo)</w:t>
@@ -674,6 +677,7 @@
     </w:p>
     <w:p>
       <w:pPr>
+        <w:pStyle w:val="Heading2"/>
         <w:keepNext/>
         <w:pBdr>
           <w:bottom w:val="single" w:sz="8" w:space="3" w:color="003A70"/>
@@ -689,7 +693,7 @@
           <w:b/>
           <w:color w:val="003A70"/>
           <w:spacing w:val="14"/>
-          <w:sz w:val="19"/>
+          <w:sz w:val="22"/>
           <w:szCs w:val="19"/>
         </w:rPr>
         <w:t xml:space="preserve">PRACTICE</w:t>
@@ -708,7 +712,7 @@
           <w:rFonts w:ascii="Avenir Next" w:hAnsi="Avenir Next" w:cs="Avenir Next" w:eastAsia="Avenir Next"/>
           <w:i/>
           <w:color w:val="5A5F66"/>
-          <w:sz w:val="17"/>
+          <w:sz w:val="22"/>
           <w:szCs w:val="17"/>
         </w:rPr>
         <w:t xml:space="preserve">show your work · label units</w:t>
@@ -716,7 +720,7 @@
     </w:p>
     <w:p>
       <w:pPr>
-        <w:spacing w:before="0" w:after="0" w:line="20" w:lineRule="exact"/>
+        <w:spacing w:before="0" w:after="0" w:line="50" w:lineRule="exact"/>
       </w:pPr>
     </w:p>
     <w:tbl>
@@ -766,18 +770,18 @@
                 <w:rFonts w:ascii="Avenir Next" w:hAnsi="Avenir Next" w:cs="Avenir Next" w:eastAsia="Avenir Next"/>
                 <w:b/>
                 <w:color w:val="1A1A1A"/>
+                <w:sz w:val="22"/>
+                <w:szCs w:val="20"/>
+              </w:rPr>
+              <w:t xml:space="preserve">1.</w:t>
+            </w:r>
+            <w:r>
+              <w:rPr>
+                <w:rFonts w:ascii="Avenir Next" w:hAnsi="Avenir Next" w:cs="Avenir Next" w:eastAsia="Avenir Next"/>
+                <w:color w:val="1A1A1A"/>
                 <w:sz w:val="20"/>
                 <w:szCs w:val="20"/>
               </w:rPr>
-              <w:t xml:space="preserve">1.</w:t>
-            </w:r>
-            <w:r>
-              <w:rPr>
-                <w:rFonts w:ascii="Avenir Next" w:hAnsi="Avenir Next" w:cs="Avenir Next" w:eastAsia="Avenir Next"/>
-                <w:color w:val="1A1A1A"/>
-                <w:sz w:val="20"/>
-                <w:szCs w:val="20"/>
-              </w:rPr>
               <w:tab/>
             </w:r>
             <w:r>
@@ -785,7 +789,7 @@
                 <w:rFonts w:ascii="Avenir Next" w:hAnsi="Avenir Next" w:cs="Avenir Next" w:eastAsia="Avenir Next"/>
                 <w:b/>
                 <w:color w:val="1A1A1A"/>
-                <w:sz w:val="20"/>
+                <w:sz w:val="22"/>
                 <w:szCs w:val="20"/>
               </w:rPr>
               <w:t xml:space="preserve">Fruit Basket.  </w:t>
@@ -794,7 +798,7 @@
               <w:rPr>
                 <w:rFonts w:ascii="Avenir Next" w:hAnsi="Avenir Next" w:cs="Avenir Next" w:eastAsia="Avenir Next"/>
                 <w:color w:val="1A1A1A"/>
-                <w:sz w:val="20"/>
+                <w:sz w:val="22"/>
                 <w:szCs w:val="20"/>
               </w:rPr>
               <w:t xml:space="preserve">A basket holds 6 green apples, 10 oranges and 4 bananas. Write each ratio in simplest form.</w:t>
@@ -849,7 +853,7 @@
                       <w:rFonts w:ascii="Avenir Next" w:hAnsi="Avenir Next" w:cs="Avenir Next" w:eastAsia="Avenir Next"/>
                       <w:b/>
                       <w:color w:val="003A70"/>
-                      <w:sz w:val="20"/>
+                      <w:sz w:val="22"/>
                       <w:szCs w:val="20"/>
                     </w:rPr>
                     <w:t xml:space="preserve">a.</w:t>
@@ -867,7 +871,7 @@
                     <w:rPr>
                       <w:rFonts w:ascii="Avenir Next" w:hAnsi="Avenir Next" w:cs="Avenir Next" w:eastAsia="Avenir Next"/>
                       <w:color w:val="1A1A1A"/>
-                      <w:sz w:val="20"/>
+                      <w:sz w:val="22"/>
                       <w:szCs w:val="20"/>
                     </w:rPr>
                     <w:t xml:space="preserve">apples to oranges:</w:t>
@@ -911,7 +915,7 @@
                       <w:rFonts w:ascii="Avenir Next" w:hAnsi="Avenir Next" w:cs="Avenir Next" w:eastAsia="Avenir Next"/>
                       <w:b/>
                       <w:color w:val="003A70"/>
-                      <w:sz w:val="20"/>
+                      <w:sz w:val="22"/>
                       <w:szCs w:val="20"/>
                     </w:rPr>
                     <w:t xml:space="preserve">b.</w:t>
@@ -929,7 +933,7 @@
                     <w:rPr>
                       <w:rFonts w:ascii="Avenir Next" w:hAnsi="Avenir Next" w:cs="Avenir Next" w:eastAsia="Avenir Next"/>
                       <w:color w:val="1A1A1A"/>
-                      <w:sz w:val="20"/>
+                      <w:sz w:val="22"/>
                       <w:szCs w:val="20"/>
                     </w:rPr>
                     <w:t xml:space="preserve">bananas to all fruit:</w:t>
@@ -979,7 +983,7 @@
                       <w:rFonts w:ascii="Avenir Next" w:hAnsi="Avenir Next" w:cs="Avenir Next" w:eastAsia="Avenir Next"/>
                       <w:b/>
                       <w:color w:val="003A70"/>
-                      <w:sz w:val="20"/>
+                      <w:sz w:val="22"/>
                       <w:szCs w:val="20"/>
                     </w:rPr>
                     <w:t xml:space="preserve">c.</w:t>
@@ -997,7 +1001,7 @@
                     <w:rPr>
                       <w:rFonts w:ascii="Avenir Next" w:hAnsi="Avenir Next" w:cs="Avenir Next" w:eastAsia="Avenir Next"/>
                       <w:color w:val="1A1A1A"/>
-                      <w:sz w:val="20"/>
+                      <w:sz w:val="22"/>
                       <w:szCs w:val="20"/>
                     </w:rPr>
                     <w:t xml:space="preserve">oranges to apples:</w:t>
@@ -1041,7 +1045,7 @@
                       <w:rFonts w:ascii="Avenir Next" w:hAnsi="Avenir Next" w:cs="Avenir Next" w:eastAsia="Avenir Next"/>
                       <w:b/>
                       <w:color w:val="003A70"/>
-                      <w:sz w:val="20"/>
+                      <w:sz w:val="22"/>
                       <w:szCs w:val="20"/>
                     </w:rPr>
                     <w:t xml:space="preserve">d.</w:t>
@@ -1059,7 +1063,7 @@
                     <w:rPr>
                       <w:rFonts w:ascii="Avenir Next" w:hAnsi="Avenir Next" w:cs="Avenir Next" w:eastAsia="Avenir Next"/>
                       <w:color w:val="1A1A1A"/>
-                      <w:sz w:val="20"/>
+                      <w:sz w:val="22"/>
                       <w:szCs w:val="20"/>
                     </w:rPr>
                     <w:t xml:space="preserve">apples to all fruit:</w:t>
@@ -1089,7 +1093,7 @@
           </w:tbl>
           <w:p>
             <w:pPr>
-              <w:spacing w:before="0" w:after="0" w:line="24" w:lineRule="auto"/>
+              <w:spacing w:before="0" w:after="0" w:line="50" w:lineRule="exact"/>
             </w:pPr>
           </w:p>
         </w:tc>
@@ -1097,12 +1101,12 @@
     </w:tbl>
     <w:p>
       <w:pPr>
-        <w:spacing w:before="0" w:after="0" w:line="20" w:lineRule="exact"/>
+        <w:spacing w:before="0" w:after="0" w:line="50" w:lineRule="exact"/>
       </w:pPr>
     </w:p>
     <w:p>
       <w:pPr>
-        <w:spacing w:before="0" w:after="0" w:line="20" w:lineRule="exact"/>
+        <w:spacing w:before="0" w:after="0" w:line="50" w:lineRule="exact"/>
       </w:pPr>
     </w:p>
     <w:tbl>
@@ -1152,18 +1156,18 @@
                 <w:rFonts w:ascii="Avenir Next" w:hAnsi="Avenir Next" w:cs="Avenir Next" w:eastAsia="Avenir Next"/>
                 <w:b/>
                 <w:color w:val="1A1A1A"/>
+                <w:sz w:val="22"/>
+                <w:szCs w:val="20"/>
+              </w:rPr>
+              <w:t xml:space="preserve">2.</w:t>
+            </w:r>
+            <w:r>
+              <w:rPr>
+                <w:rFonts w:ascii="Avenir Next" w:hAnsi="Avenir Next" w:cs="Avenir Next" w:eastAsia="Avenir Next"/>
+                <w:color w:val="1A1A1A"/>
                 <w:sz w:val="20"/>
                 <w:szCs w:val="20"/>
               </w:rPr>
-              <w:t xml:space="preserve">2.</w:t>
-            </w:r>
-            <w:r>
-              <w:rPr>
-                <w:rFonts w:ascii="Avenir Next" w:hAnsi="Avenir Next" w:cs="Avenir Next" w:eastAsia="Avenir Next"/>
-                <w:color w:val="1A1A1A"/>
-                <w:sz w:val="20"/>
-                <w:szCs w:val="20"/>
-              </w:rPr>
               <w:tab/>
             </w:r>
             <w:r>
@@ -1171,7 +1175,7 @@
                 <w:rFonts w:ascii="Avenir Next" w:hAnsi="Avenir Next" w:cs="Avenir Next" w:eastAsia="Avenir Next"/>
                 <w:b/>
                 <w:color w:val="1A1A1A"/>
-                <w:sz w:val="20"/>
+                <w:sz w:val="22"/>
                 <w:szCs w:val="20"/>
               </w:rPr>
               <w:t xml:space="preserve">Art Brushes.  </w:t>
@@ -1180,7 +1184,7 @@
               <w:rPr>
                 <w:rFonts w:ascii="Avenir Next" w:hAnsi="Avenir Next" w:cs="Avenir Next" w:eastAsia="Avenir Next"/>
                 <w:color w:val="1A1A1A"/>
-                <w:sz w:val="20"/>
+                <w:sz w:val="22"/>
                 <w:szCs w:val="20"/>
               </w:rPr>
               <w:t xml:space="preserve">An art bin has 6 wide brushes and 15 detail brushes.</w:t>
@@ -1197,7 +1201,7 @@
                 <w:rFonts w:ascii="Avenir Next" w:hAnsi="Avenir Next" w:cs="Avenir Next" w:eastAsia="Avenir Next"/>
                 <w:b/>
                 <w:color w:val="003A70"/>
-                <w:sz w:val="17"/>
+                <w:sz w:val="22"/>
                 <w:szCs w:val="17"/>
               </w:rPr>
               <w:t xml:space="preserve">Hint  </w:t>
@@ -1207,7 +1211,7 @@
                 <w:rFonts w:ascii="Avenir Next" w:hAnsi="Avenir Next" w:cs="Avenir Next" w:eastAsia="Avenir Next"/>
                 <w:i/>
                 <w:color w:val="5A5F66"/>
-                <w:sz w:val="17"/>
+                <w:sz w:val="22"/>
                 <w:szCs w:val="17"/>
               </w:rPr>
               <w:t xml:space="preserve">For the whole, add both kinds of brushes first.</w:t>
@@ -1227,25 +1231,25 @@
                 <w:rFonts w:ascii="Avenir Next" w:hAnsi="Avenir Next" w:cs="Avenir Next" w:eastAsia="Avenir Next"/>
                 <w:b/>
                 <w:color w:val="003A70"/>
+                <w:sz w:val="22"/>
+                <w:szCs w:val="20"/>
+              </w:rPr>
+              <w:t xml:space="preserve">a.</w:t>
+            </w:r>
+            <w:r>
+              <w:rPr>
+                <w:rFonts w:ascii="Avenir Next" w:hAnsi="Avenir Next" w:cs="Avenir Next" w:eastAsia="Avenir Next"/>
+                <w:color w:val="1A1A1A"/>
                 <w:sz w:val="20"/>
                 <w:szCs w:val="20"/>
               </w:rPr>
-              <w:t xml:space="preserve">a.</w:t>
-            </w:r>
-            <w:r>
-              <w:rPr>
-                <w:rFonts w:ascii="Avenir Next" w:hAnsi="Avenir Next" w:cs="Avenir Next" w:eastAsia="Avenir Next"/>
-                <w:color w:val="1A1A1A"/>
-                <w:sz w:val="20"/>
-                <w:szCs w:val="20"/>
-              </w:rPr>
               <w:tab/>
             </w:r>
             <w:r>
               <w:rPr>
                 <w:rFonts w:ascii="Avenir Next" w:hAnsi="Avenir Next" w:cs="Avenir Next" w:eastAsia="Avenir Next"/>
                 <w:color w:val="1A1A1A"/>
-                <w:sz w:val="20"/>
+                <w:sz w:val="22"/>
                 <w:szCs w:val="20"/>
               </w:rPr>
               <w:t xml:space="preserve">Detail to wide, three ways. Then simplify:</w:t>
@@ -1284,25 +1288,25 @@
                 <w:rFonts w:ascii="Avenir Next" w:hAnsi="Avenir Next" w:cs="Avenir Next" w:eastAsia="Avenir Next"/>
                 <w:b/>
                 <w:color w:val="003A70"/>
+                <w:sz w:val="22"/>
+                <w:szCs w:val="20"/>
+              </w:rPr>
+              <w:t xml:space="preserve">b.</w:t>
+            </w:r>
+            <w:r>
+              <w:rPr>
+                <w:rFonts w:ascii="Avenir Next" w:hAnsi="Avenir Next" w:cs="Avenir Next" w:eastAsia="Avenir Next"/>
+                <w:color w:val="1A1A1A"/>
                 <w:sz w:val="20"/>
                 <w:szCs w:val="20"/>
               </w:rPr>
-              <w:t xml:space="preserve">b.</w:t>
-            </w:r>
-            <w:r>
-              <w:rPr>
-                <w:rFonts w:ascii="Avenir Next" w:hAnsi="Avenir Next" w:cs="Avenir Next" w:eastAsia="Avenir Next"/>
-                <w:color w:val="1A1A1A"/>
-                <w:sz w:val="20"/>
-                <w:szCs w:val="20"/>
-              </w:rPr>
               <w:tab/>
             </w:r>
             <w:r>
               <w:rPr>
                 <w:rFonts w:ascii="Avenir Next" w:hAnsi="Avenir Next" w:cs="Avenir Next" w:eastAsia="Avenir Next"/>
                 <w:color w:val="1A1A1A"/>
-                <w:sz w:val="20"/>
+                <w:sz w:val="22"/>
                 <w:szCs w:val="20"/>
               </w:rPr>
               <w:t xml:space="preserve">Wide to all brushes, simplest form:</w:t>
@@ -1332,12 +1336,12 @@
     </w:tbl>
     <w:p>
       <w:pPr>
-        <w:spacing w:before="0" w:after="0" w:line="20" w:lineRule="exact"/>
+        <w:spacing w:before="0" w:after="0" w:line="50" w:lineRule="exact"/>
       </w:pPr>
     </w:p>
     <w:p>
       <w:pPr>
-        <w:spacing w:before="0" w:after="0" w:line="20" w:lineRule="exact"/>
+        <w:spacing w:before="0" w:after="0" w:line="50" w:lineRule="exact"/>
       </w:pPr>
     </w:p>
     <w:tbl>
@@ -1388,18 +1392,18 @@
                 <w:rFonts w:ascii="Avenir Next" w:hAnsi="Avenir Next" w:cs="Avenir Next" w:eastAsia="Avenir Next"/>
                 <w:b/>
                 <w:color w:val="1A1A1A"/>
+                <w:sz w:val="22"/>
+                <w:szCs w:val="20"/>
+              </w:rPr>
+              <w:t xml:space="preserve">3.</w:t>
+            </w:r>
+            <w:r>
+              <w:rPr>
+                <w:rFonts w:ascii="Avenir Next" w:hAnsi="Avenir Next" w:cs="Avenir Next" w:eastAsia="Avenir Next"/>
+                <w:color w:val="1A1A1A"/>
                 <w:sz w:val="20"/>
                 <w:szCs w:val="20"/>
               </w:rPr>
-              <w:t xml:space="preserve">3.</w:t>
-            </w:r>
-            <w:r>
-              <w:rPr>
-                <w:rFonts w:ascii="Avenir Next" w:hAnsi="Avenir Next" w:cs="Avenir Next" w:eastAsia="Avenir Next"/>
-                <w:color w:val="1A1A1A"/>
-                <w:sz w:val="20"/>
-                <w:szCs w:val="20"/>
-              </w:rPr>
               <w:tab/>
             </w:r>
             <w:r>
@@ -1407,7 +1411,7 @@
                 <w:rFonts w:ascii="Avenir Next" w:hAnsi="Avenir Next" w:cs="Avenir Next" w:eastAsia="Avenir Next"/>
                 <w:b/>
                 <w:color w:val="1A1A1A"/>
-                <w:sz w:val="20"/>
+                <w:sz w:val="22"/>
                 <w:szCs w:val="20"/>
               </w:rPr>
               <w:t xml:space="preserve">Track Team.  </w:t>
@@ -1416,7 +1420,7 @@
               <w:rPr>
                 <w:rFonts w:ascii="Avenir Next" w:hAnsi="Avenir Next" w:cs="Avenir Next" w:eastAsia="Avenir Next"/>
                 <w:color w:val="1A1A1A"/>
-                <w:sz w:val="20"/>
+                <w:sz w:val="22"/>
                 <w:szCs w:val="20"/>
               </w:rPr>
               <w:t xml:space="preserve">The team has 14 sprinters and 6 distance runners. Write sprinters to distance runners in simplest form.</w:t>
@@ -1424,7 +1428,7 @@
           </w:p>
           <w:p>
             <w:pPr>
-              <w:spacing w:before="0" w:after="0" w:line="60" w:lineRule="auto"/>
+              <w:spacing w:before="0" w:after="0" w:line="50" w:lineRule="exact"/>
             </w:pPr>
           </w:p>
           <w:tbl>
@@ -1493,7 +1497,7 @@
                 <w:rFonts w:ascii="Avenir Next" w:hAnsi="Avenir Next" w:cs="Avenir Next" w:eastAsia="Avenir Next"/>
                 <w:b/>
                 <w:color w:val="1A1A1A"/>
-                <w:sz w:val="18"/>
+                <w:sz w:val="22"/>
                 <w:szCs w:val="18"/>
               </w:rPr>
               <w:t xml:space="preserve">Ratio</w:t>
@@ -1528,18 +1532,18 @@
                 <w:rFonts w:ascii="Avenir Next" w:hAnsi="Avenir Next" w:cs="Avenir Next" w:eastAsia="Avenir Next"/>
                 <w:b/>
                 <w:color w:val="1A1A1A"/>
+                <w:sz w:val="22"/>
+                <w:szCs w:val="20"/>
+              </w:rPr>
+              <w:t xml:space="preserve">4.</w:t>
+            </w:r>
+            <w:r>
+              <w:rPr>
+                <w:rFonts w:ascii="Avenir Next" w:hAnsi="Avenir Next" w:cs="Avenir Next" w:eastAsia="Avenir Next"/>
+                <w:color w:val="1A1A1A"/>
                 <w:sz w:val="20"/>
                 <w:szCs w:val="20"/>
               </w:rPr>
-              <w:t xml:space="preserve">4.</w:t>
-            </w:r>
-            <w:r>
-              <w:rPr>
-                <w:rFonts w:ascii="Avenir Next" w:hAnsi="Avenir Next" w:cs="Avenir Next" w:eastAsia="Avenir Next"/>
-                <w:color w:val="1A1A1A"/>
-                <w:sz w:val="20"/>
-                <w:szCs w:val="20"/>
-              </w:rPr>
               <w:tab/>
             </w:r>
             <w:r>
@@ -1547,7 +1551,7 @@
                 <w:rFonts w:ascii="Avenir Next" w:hAnsi="Avenir Next" w:cs="Avenir Next" w:eastAsia="Avenir Next"/>
                 <w:b/>
                 <w:color w:val="1A1A1A"/>
-                <w:sz w:val="20"/>
+                <w:sz w:val="22"/>
                 <w:szCs w:val="20"/>
               </w:rPr>
               <w:t xml:space="preserve">Garden Harvest.  </w:t>
@@ -1556,7 +1560,7 @@
               <w:rPr>
                 <w:rFonts w:ascii="Avenir Next" w:hAnsi="Avenir Next" w:cs="Avenir Next" w:eastAsia="Avenir Next"/>
                 <w:color w:val="1A1A1A"/>
-                <w:sz w:val="20"/>
+                <w:sz w:val="22"/>
                 <w:szCs w:val="20"/>
               </w:rPr>
               <w:t xml:space="preserve">A garden has 21 tomatoes and 28 peppers. A helper says tomatoes to peppers is 4 to 3. Is the helper correct?</w:t>
@@ -1573,7 +1577,7 @@
                 <w:rFonts w:ascii="Avenir Next" w:hAnsi="Avenir Next" w:cs="Avenir Next" w:eastAsia="Avenir Next"/>
                 <w:b/>
                 <w:color w:val="003A70"/>
-                <w:sz w:val="17"/>
+                <w:sz w:val="22"/>
                 <w:szCs w:val="17"/>
               </w:rPr>
               <w:t xml:space="preserve">Hint  </w:t>
@@ -1583,7 +1587,7 @@
                 <w:rFonts w:ascii="Avenir Next" w:hAnsi="Avenir Next" w:cs="Avenir Next" w:eastAsia="Avenir Next"/>
                 <w:i/>
                 <w:color w:val="5A5F66"/>
-                <w:sz w:val="17"/>
+                <w:sz w:val="22"/>
                 <w:szCs w:val="17"/>
               </w:rPr>
               <w:t xml:space="preserve">Write 21 : 28, then simplify.</w:t>
@@ -1591,7 +1595,7 @@
           </w:p>
           <w:p>
             <w:pPr>
-              <w:spacing w:before="0" w:after="0" w:line="60" w:lineRule="auto"/>
+              <w:spacing w:before="0" w:after="0" w:line="50" w:lineRule="exact"/>
             </w:pPr>
           </w:p>
           <w:tbl>
@@ -1660,7 +1664,7 @@
                 <w:rFonts w:ascii="Avenir Next" w:hAnsi="Avenir Next" w:cs="Avenir Next" w:eastAsia="Avenir Next"/>
                 <w:b/>
                 <w:color w:val="1A1A1A"/>
-                <w:sz w:val="18"/>
+                <w:sz w:val="22"/>
                 <w:szCs w:val="18"/>
               </w:rPr>
               <w:t xml:space="preserve">Yes or no</w:t>
@@ -1680,12 +1684,12 @@
     </w:tbl>
     <w:p>
       <w:pPr>
-        <w:spacing w:before="0" w:after="0" w:line="20" w:lineRule="exact"/>
+        <w:spacing w:before="0" w:after="0" w:line="50" w:lineRule="exact"/>
       </w:pPr>
     </w:p>
     <w:p>
       <w:pPr>
-        <w:spacing w:before="0" w:after="0" w:line="20" w:lineRule="exact"/>
+        <w:spacing w:before="0" w:after="0" w:line="50" w:lineRule="exact"/>
       </w:pPr>
     </w:p>
     <w:tbl>
@@ -1735,18 +1739,18 @@
                 <w:rFonts w:ascii="Avenir Next" w:hAnsi="Avenir Next" w:cs="Avenir Next" w:eastAsia="Avenir Next"/>
                 <w:b/>
                 <w:color w:val="1A1A1A"/>
+                <w:sz w:val="22"/>
+                <w:szCs w:val="20"/>
+              </w:rPr>
+              <w:t xml:space="preserve">5.</w:t>
+            </w:r>
+            <w:r>
+              <w:rPr>
+                <w:rFonts w:ascii="Avenir Next" w:hAnsi="Avenir Next" w:cs="Avenir Next" w:eastAsia="Avenir Next"/>
+                <w:color w:val="1A1A1A"/>
                 <w:sz w:val="20"/>
                 <w:szCs w:val="20"/>
               </w:rPr>
-              <w:t xml:space="preserve">5.</w:t>
-            </w:r>
-            <w:r>
-              <w:rPr>
-                <w:rFonts w:ascii="Avenir Next" w:hAnsi="Avenir Next" w:cs="Avenir Next" w:eastAsia="Avenir Next"/>
-                <w:color w:val="1A1A1A"/>
-                <w:sz w:val="20"/>
-                <w:szCs w:val="20"/>
-              </w:rPr>
               <w:tab/>
             </w:r>
             <w:r>
@@ -1754,7 +1758,7 @@
                 <w:rFonts w:ascii="Avenir Next" w:hAnsi="Avenir Next" w:cs="Avenir Next" w:eastAsia="Avenir Next"/>
                 <w:b/>
                 <w:color w:val="1A1A1A"/>
-                <w:sz w:val="20"/>
+                <w:sz w:val="22"/>
                 <w:szCs w:val="20"/>
               </w:rPr>
               <w:t xml:space="preserve">Library Books.  </w:t>
@@ -1763,7 +1767,7 @@
               <w:rPr>
                 <w:rFonts w:ascii="Avenir Next" w:hAnsi="Avenir Next" w:cs="Avenir Next" w:eastAsia="Avenir Next"/>
                 <w:color w:val="1A1A1A"/>
-                <w:sz w:val="20"/>
+                <w:sz w:val="22"/>
                 <w:szCs w:val="20"/>
               </w:rPr>
               <w:t xml:space="preserve">In a stack of 35 books, 15 are comic books and the rest are mystery books. Write mystery to all books as a fraction in simplest form.</w:t>
@@ -1780,7 +1784,7 @@
                 <w:rFonts w:ascii="Avenir Next" w:hAnsi="Avenir Next" w:cs="Avenir Next" w:eastAsia="Avenir Next"/>
                 <w:b/>
                 <w:color w:val="003A70"/>
-                <w:sz w:val="17"/>
+                <w:sz w:val="22"/>
                 <w:szCs w:val="17"/>
               </w:rPr>
               <w:t xml:space="preserve">Hint  </w:t>
@@ -1790,7 +1794,7 @@
                 <w:rFonts w:ascii="Avenir Next" w:hAnsi="Avenir Next" w:cs="Avenir Next" w:eastAsia="Avenir Next"/>
                 <w:i/>
                 <w:color w:val="5A5F66"/>
-                <w:sz w:val="17"/>
+                <w:sz w:val="22"/>
                 <w:szCs w:val="17"/>
               </w:rPr>
               <w:t xml:space="preserve">Subtract to find the mystery books first.</w:t>
@@ -1798,7 +1802,7 @@
           </w:p>
           <w:p>
             <w:pPr>
-              <w:spacing w:before="0" w:after="0" w:line="60" w:lineRule="auto"/>
+              <w:spacing w:before="0" w:after="0" w:line="50" w:lineRule="exact"/>
             </w:pPr>
           </w:p>
           <w:tbl>
@@ -1867,7 +1871,7 @@
                 <w:rFonts w:ascii="Avenir Next" w:hAnsi="Avenir Next" w:cs="Avenir Next" w:eastAsia="Avenir Next"/>
                 <w:b/>
                 <w:color w:val="1A1A1A"/>
-                <w:sz w:val="18"/>
+                <w:sz w:val="22"/>
                 <w:szCs w:val="18"/>
               </w:rPr>
               <w:t xml:space="preserve">Fraction</w:t>
@@ -1887,12 +1891,12 @@
     </w:tbl>
     <w:p>
       <w:pPr>
-        <w:spacing w:before="0" w:after="0" w:line="20" w:lineRule="exact"/>
+        <w:spacing w:before="0" w:after="0" w:line="50" w:lineRule="exact"/>
       </w:pPr>
     </w:p>
     <w:p>
       <w:pPr>
-        <w:spacing w:before="0" w:after="0" w:line="20" w:lineRule="exact"/>
+        <w:spacing w:before="0" w:after="0" w:line="50" w:lineRule="exact"/>
       </w:pPr>
     </w:p>
     <w:tbl>
@@ -1942,18 +1946,18 @@
                 <w:rFonts w:ascii="Avenir Next" w:hAnsi="Avenir Next" w:cs="Avenir Next" w:eastAsia="Avenir Next"/>
                 <w:b/>
                 <w:color w:val="1A1A1A"/>
+                <w:sz w:val="22"/>
+                <w:szCs w:val="20"/>
+              </w:rPr>
+              <w:t xml:space="preserve">6.</w:t>
+            </w:r>
+            <w:r>
+              <w:rPr>
+                <w:rFonts w:ascii="Avenir Next" w:hAnsi="Avenir Next" w:cs="Avenir Next" w:eastAsia="Avenir Next"/>
+                <w:color w:val="1A1A1A"/>
                 <w:sz w:val="20"/>
                 <w:szCs w:val="20"/>
               </w:rPr>
-              <w:t xml:space="preserve">6.</w:t>
-            </w:r>
-            <w:r>
-              <w:rPr>
-                <w:rFonts w:ascii="Avenir Next" w:hAnsi="Avenir Next" w:cs="Avenir Next" w:eastAsia="Avenir Next"/>
-                <w:color w:val="1A1A1A"/>
-                <w:sz w:val="20"/>
-                <w:szCs w:val="20"/>
-              </w:rPr>
               <w:tab/>
             </w:r>
             <w:r>
@@ -1961,7 +1965,7 @@
                 <w:rFonts w:ascii="Avenir Next" w:hAnsi="Avenir Next" w:cs="Avenir Next" w:eastAsia="Avenir Next"/>
                 <w:b/>
                 <w:color w:val="1A1A1A"/>
-                <w:sz w:val="20"/>
+                <w:sz w:val="22"/>
                 <w:szCs w:val="20"/>
               </w:rPr>
               <w:t xml:space="preserve">Band Sections.  </w:t>
@@ -1970,7 +1974,7 @@
               <w:rPr>
                 <w:rFonts w:ascii="Avenir Next" w:hAnsi="Avenir Next" w:cs="Avenir Next" w:eastAsia="Avenir Next"/>
                 <w:color w:val="1A1A1A"/>
-                <w:sz w:val="20"/>
+                <w:sz w:val="22"/>
                 <w:szCs w:val="20"/>
               </w:rPr>
               <w:t xml:space="preserve">A band has 10 flutes, 6 trumpets and 4 drums.</w:t>
@@ -1987,7 +1991,7 @@
                 <w:rFonts w:ascii="Avenir Next" w:hAnsi="Avenir Next" w:cs="Avenir Next" w:eastAsia="Avenir Next"/>
                 <w:b/>
                 <w:color w:val="003A70"/>
-                <w:sz w:val="17"/>
+                <w:sz w:val="22"/>
                 <w:szCs w:val="17"/>
               </w:rPr>
               <w:t xml:space="preserve">Hint  </w:t>
@@ -1997,7 +2001,7 @@
                 <w:rFonts w:ascii="Avenir Next" w:hAnsi="Avenir Next" w:cs="Avenir Next" w:eastAsia="Avenir Next"/>
                 <w:i/>
                 <w:color w:val="5A5F66"/>
-                <w:sz w:val="17"/>
+                <w:sz w:val="22"/>
                 <w:szCs w:val="17"/>
               </w:rPr>
               <w:t xml:space="preserve">For drums to all, add all three sections.</w:t>
@@ -2017,25 +2021,25 @@
                 <w:rFonts w:ascii="Avenir Next" w:hAnsi="Avenir Next" w:cs="Avenir Next" w:eastAsia="Avenir Next"/>
                 <w:b/>
                 <w:color w:val="003A70"/>
+                <w:sz w:val="22"/>
+                <w:szCs w:val="20"/>
+              </w:rPr>
+              <w:t xml:space="preserve">a.</w:t>
+            </w:r>
+            <w:r>
+              <w:rPr>
+                <w:rFonts w:ascii="Avenir Next" w:hAnsi="Avenir Next" w:cs="Avenir Next" w:eastAsia="Avenir Next"/>
+                <w:color w:val="1A1A1A"/>
                 <w:sz w:val="20"/>
                 <w:szCs w:val="20"/>
               </w:rPr>
-              <w:t xml:space="preserve">a.</w:t>
-            </w:r>
-            <w:r>
-              <w:rPr>
-                <w:rFonts w:ascii="Avenir Next" w:hAnsi="Avenir Next" w:cs="Avenir Next" w:eastAsia="Avenir Next"/>
-                <w:color w:val="1A1A1A"/>
-                <w:sz w:val="20"/>
-                <w:szCs w:val="20"/>
-              </w:rPr>
               <w:tab/>
             </w:r>
             <w:r>
               <w:rPr>
                 <w:rFonts w:ascii="Avenir Next" w:hAnsi="Avenir Next" w:cs="Avenir Next" w:eastAsia="Avenir Next"/>
                 <w:color w:val="1A1A1A"/>
-                <w:sz w:val="20"/>
+                <w:sz w:val="22"/>
                 <w:szCs w:val="20"/>
               </w:rPr>
               <w:t xml:space="preserve">Trumpets to flutes:</w:t>
@@ -2074,25 +2078,25 @@
                 <w:rFonts w:ascii="Avenir Next" w:hAnsi="Avenir Next" w:cs="Avenir Next" w:eastAsia="Avenir Next"/>
                 <w:b/>
                 <w:color w:val="003A70"/>
+                <w:sz w:val="22"/>
+                <w:szCs w:val="20"/>
+              </w:rPr>
+              <w:t xml:space="preserve">b.</w:t>
+            </w:r>
+            <w:r>
+              <w:rPr>
+                <w:rFonts w:ascii="Avenir Next" w:hAnsi="Avenir Next" w:cs="Avenir Next" w:eastAsia="Avenir Next"/>
+                <w:color w:val="1A1A1A"/>
                 <w:sz w:val="20"/>
                 <w:szCs w:val="20"/>
               </w:rPr>
-              <w:t xml:space="preserve">b.</w:t>
-            </w:r>
-            <w:r>
-              <w:rPr>
-                <w:rFonts w:ascii="Avenir Next" w:hAnsi="Avenir Next" w:cs="Avenir Next" w:eastAsia="Avenir Next"/>
-                <w:color w:val="1A1A1A"/>
-                <w:sz w:val="20"/>
-                <w:szCs w:val="20"/>
-              </w:rPr>
               <w:tab/>
             </w:r>
             <w:r>
               <w:rPr>
                 <w:rFonts w:ascii="Avenir Next" w:hAnsi="Avenir Next" w:cs="Avenir Next" w:eastAsia="Avenir Next"/>
                 <w:color w:val="1A1A1A"/>
-                <w:sz w:val="20"/>
+                <w:sz w:val="22"/>
                 <w:szCs w:val="20"/>
               </w:rPr>
               <w:t xml:space="preserve">Drums to all band members:</w:t>
@@ -2122,12 +2126,12 @@
     </w:tbl>
     <w:p>
       <w:pPr>
-        <w:spacing w:before="0" w:after="0" w:line="20" w:lineRule="exact"/>
+        <w:spacing w:before="0" w:after="0" w:line="50" w:lineRule="exact"/>
       </w:pPr>
     </w:p>
     <w:p>
       <w:pPr>
-        <w:spacing w:before="0" w:after="0" w:line="20" w:lineRule="exact"/>
+        <w:spacing w:before="0" w:after="0" w:line="50" w:lineRule="exact"/>
       </w:pPr>
     </w:p>
     <w:tbl>
@@ -2177,18 +2181,18 @@
                 <w:rFonts w:ascii="Avenir Next" w:hAnsi="Avenir Next" w:cs="Avenir Next" w:eastAsia="Avenir Next"/>
                 <w:b/>
                 <w:color w:val="1A1A1A"/>
+                <w:sz w:val="22"/>
+                <w:szCs w:val="20"/>
+              </w:rPr>
+              <w:t xml:space="preserve">7.</w:t>
+            </w:r>
+            <w:r>
+              <w:rPr>
+                <w:rFonts w:ascii="Avenir Next" w:hAnsi="Avenir Next" w:cs="Avenir Next" w:eastAsia="Avenir Next"/>
+                <w:color w:val="1A1A1A"/>
                 <w:sz w:val="20"/>
                 <w:szCs w:val="20"/>
               </w:rPr>
-              <w:t xml:space="preserve">7.</w:t>
-            </w:r>
-            <w:r>
-              <w:rPr>
-                <w:rFonts w:ascii="Avenir Next" w:hAnsi="Avenir Next" w:cs="Avenir Next" w:eastAsia="Avenir Next"/>
-                <w:color w:val="1A1A1A"/>
-                <w:sz w:val="20"/>
-                <w:szCs w:val="20"/>
-              </w:rPr>
               <w:tab/>
             </w:r>
             <w:r>
@@ -2196,7 +2200,7 @@
                 <w:rFonts w:ascii="Avenir Next" w:hAnsi="Avenir Next" w:cs="Avenir Next" w:eastAsia="Avenir Next"/>
                 <w:b/>
                 <w:color w:val="1A1A1A"/>
-                <w:sz w:val="20"/>
+                <w:sz w:val="22"/>
                 <w:szCs w:val="20"/>
               </w:rPr>
               <w:t xml:space="preserve">Marble Bag.  </w:t>
@@ -2205,7 +2209,7 @@
               <w:rPr>
                 <w:rFonts w:ascii="Avenir Next" w:hAnsi="Avenir Next" w:cs="Avenir Next" w:eastAsia="Avenir Next"/>
                 <w:color w:val="1A1A1A"/>
-                <w:sz w:val="20"/>
+                <w:sz w:val="22"/>
                 <w:szCs w:val="20"/>
               </w:rPr>
               <w:t xml:space="preserve">A bag holds 6 red marbles. The ratio of red to blue is 1 : 4.</w:t>
@@ -2221,7 +2225,7 @@
               <w:drawing>
                 <wp:inline distT="0" distB="0" distL="0" distR="0">
                   <wp:extent cx="3108960" cy="859536"/>
-                  <wp:docPr id="1" name="Figure 1"/>
+                  <wp:docPr id="1" name="Figure 1" descr="Tape diagram. Red: 1 equal sections; section labels 6; Blue: 4 equal sections; section labels ?, ?, ?, ?."/>
                   <a:graphic xmlns:a="http://schemas.openxmlformats.org/drawingml/2006/main">
                     <a:graphicData uri="http://schemas.openxmlformats.org/drawingml/2006/picture">
                       <pic:pic xmlns:pic="http://schemas.openxmlformats.org/drawingml/2006/picture">
@@ -2265,25 +2269,25 @@
                 <w:rFonts w:ascii="Avenir Next" w:hAnsi="Avenir Next" w:cs="Avenir Next" w:eastAsia="Avenir Next"/>
                 <w:b/>
                 <w:color w:val="003A70"/>
+                <w:sz w:val="22"/>
+                <w:szCs w:val="20"/>
+              </w:rPr>
+              <w:t xml:space="preserve">a.</w:t>
+            </w:r>
+            <w:r>
+              <w:rPr>
+                <w:rFonts w:ascii="Avenir Next" w:hAnsi="Avenir Next" w:cs="Avenir Next" w:eastAsia="Avenir Next"/>
+                <w:color w:val="1A1A1A"/>
                 <w:sz w:val="20"/>
                 <w:szCs w:val="20"/>
               </w:rPr>
-              <w:t xml:space="preserve">a.</w:t>
-            </w:r>
-            <w:r>
-              <w:rPr>
-                <w:rFonts w:ascii="Avenir Next" w:hAnsi="Avenir Next" w:cs="Avenir Next" w:eastAsia="Avenir Next"/>
-                <w:color w:val="1A1A1A"/>
-                <w:sz w:val="20"/>
-                <w:szCs w:val="20"/>
-              </w:rPr>
               <w:tab/>
             </w:r>
             <w:r>
               <w:rPr>
                 <w:rFonts w:ascii="Avenir Next" w:hAnsi="Avenir Next" w:cs="Avenir Next" w:eastAsia="Avenir Next"/>
                 <w:color w:val="1A1A1A"/>
-                <w:sz w:val="20"/>
+                <w:sz w:val="22"/>
                 <w:szCs w:val="20"/>
               </w:rPr>
               <w:t xml:space="preserve">How many blue marbles?</w:t>
@@ -2322,25 +2326,25 @@
                 <w:rFonts w:ascii="Avenir Next" w:hAnsi="Avenir Next" w:cs="Avenir Next" w:eastAsia="Avenir Next"/>
                 <w:b/>
                 <w:color w:val="003A70"/>
+                <w:sz w:val="22"/>
+                <w:szCs w:val="20"/>
+              </w:rPr>
+              <w:t xml:space="preserve">b.</w:t>
+            </w:r>
+            <w:r>
+              <w:rPr>
+                <w:rFonts w:ascii="Avenir Next" w:hAnsi="Avenir Next" w:cs="Avenir Next" w:eastAsia="Avenir Next"/>
+                <w:color w:val="1A1A1A"/>
                 <w:sz w:val="20"/>
                 <w:szCs w:val="20"/>
               </w:rPr>
-              <w:t xml:space="preserve">b.</w:t>
-            </w:r>
-            <w:r>
-              <w:rPr>
-                <w:rFonts w:ascii="Avenir Next" w:hAnsi="Avenir Next" w:cs="Avenir Next" w:eastAsia="Avenir Next"/>
-                <w:color w:val="1A1A1A"/>
-                <w:sz w:val="20"/>
-                <w:szCs w:val="20"/>
-              </w:rPr>
               <w:tab/>
             </w:r>
             <w:r>
               <w:rPr>
                 <w:rFonts w:ascii="Avenir Next" w:hAnsi="Avenir Next" w:cs="Avenir Next" w:eastAsia="Avenir Next"/>
                 <w:color w:val="1A1A1A"/>
-                <w:sz w:val="20"/>
+                <w:sz w:val="22"/>
                 <w:szCs w:val="20"/>
               </w:rPr>
               <w:t xml:space="preserve">Red to all marbles, simplest form:</w:t>
@@ -2370,12 +2374,12 @@
     </w:tbl>
     <w:p>
       <w:pPr>
-        <w:spacing w:before="0" w:after="0" w:line="20" w:lineRule="exact"/>
+        <w:spacing w:before="0" w:after="0" w:line="50" w:lineRule="exact"/>
       </w:pPr>
     </w:p>
     <w:p>
       <w:pPr>
-        <w:spacing w:before="0" w:after="0" w:line="20" w:lineRule="exact"/>
+        <w:spacing w:before="0" w:after="0" w:line="50" w:lineRule="exact"/>
       </w:pPr>
     </w:p>
     <w:tbl>
@@ -2425,18 +2429,18 @@
                 <w:rFonts w:ascii="Avenir Next" w:hAnsi="Avenir Next" w:cs="Avenir Next" w:eastAsia="Avenir Next"/>
                 <w:b/>
                 <w:color w:val="1A1A1A"/>
+                <w:sz w:val="22"/>
+                <w:szCs w:val="20"/>
+              </w:rPr>
+              <w:t xml:space="preserve">8.</w:t>
+            </w:r>
+            <w:r>
+              <w:rPr>
+                <w:rFonts w:ascii="Avenir Next" w:hAnsi="Avenir Next" w:cs="Avenir Next" w:eastAsia="Avenir Next"/>
+                <w:color w:val="1A1A1A"/>
                 <w:sz w:val="20"/>
                 <w:szCs w:val="20"/>
               </w:rPr>
-              <w:t xml:space="preserve">8.</w:t>
-            </w:r>
-            <w:r>
-              <w:rPr>
-                <w:rFonts w:ascii="Avenir Next" w:hAnsi="Avenir Next" w:cs="Avenir Next" w:eastAsia="Avenir Next"/>
-                <w:color w:val="1A1A1A"/>
-                <w:sz w:val="20"/>
-                <w:szCs w:val="20"/>
-              </w:rPr>
               <w:tab/>
             </w:r>
             <w:r>
@@ -2444,7 +2448,7 @@
                 <w:rFonts w:ascii="Avenir Next" w:hAnsi="Avenir Next" w:cs="Avenir Next" w:eastAsia="Avenir Next"/>
                 <w:b/>
                 <w:color w:val="1A1A1A"/>
-                <w:sz w:val="20"/>
+                <w:sz w:val="22"/>
                 <w:szCs w:val="20"/>
               </w:rPr>
               <w:t xml:space="preserve">Class Election.  </w:t>
@@ -2453,7 +2457,7 @@
               <w:rPr>
                 <w:rFonts w:ascii="Avenir Next" w:hAnsi="Avenir Next" w:cs="Avenir Next" w:eastAsia="Avenir Next"/>
                 <w:color w:val="1A1A1A"/>
-                <w:sz w:val="20"/>
+                <w:sz w:val="22"/>
                 <w:szCs w:val="20"/>
               </w:rPr>
               <w:t xml:space="preserve">In a class of 30 students, 12 voted for Ana and the rest for Ben.</w:t>
@@ -2473,25 +2477,25 @@
                 <w:rFonts w:ascii="Avenir Next" w:hAnsi="Avenir Next" w:cs="Avenir Next" w:eastAsia="Avenir Next"/>
                 <w:b/>
                 <w:color w:val="003A70"/>
+                <w:sz w:val="22"/>
+                <w:szCs w:val="20"/>
+              </w:rPr>
+              <w:t xml:space="preserve">a.</w:t>
+            </w:r>
+            <w:r>
+              <w:rPr>
+                <w:rFonts w:ascii="Avenir Next" w:hAnsi="Avenir Next" w:cs="Avenir Next" w:eastAsia="Avenir Next"/>
+                <w:color w:val="1A1A1A"/>
                 <w:sz w:val="20"/>
                 <w:szCs w:val="20"/>
               </w:rPr>
-              <w:t xml:space="preserve">a.</w:t>
-            </w:r>
-            <w:r>
-              <w:rPr>
-                <w:rFonts w:ascii="Avenir Next" w:hAnsi="Avenir Next" w:cs="Avenir Next" w:eastAsia="Avenir Next"/>
-                <w:color w:val="1A1A1A"/>
-                <w:sz w:val="20"/>
-                <w:szCs w:val="20"/>
-              </w:rPr>
               <w:tab/>
             </w:r>
             <w:r>
               <w:rPr>
                 <w:rFonts w:ascii="Avenir Next" w:hAnsi="Avenir Next" w:cs="Avenir Next" w:eastAsia="Avenir Next"/>
                 <w:color w:val="1A1A1A"/>
-                <w:sz w:val="20"/>
+                <w:sz w:val="22"/>
                 <w:szCs w:val="20"/>
               </w:rPr>
               <w:t xml:space="preserve">Ana to Ben, simplest form:</w:t>
@@ -2530,25 +2534,25 @@
                 <w:rFonts w:ascii="Avenir Next" w:hAnsi="Avenir Next" w:cs="Avenir Next" w:eastAsia="Avenir Next"/>
                 <w:b/>
                 <w:color w:val="003A70"/>
+                <w:sz w:val="22"/>
+                <w:szCs w:val="20"/>
+              </w:rPr>
+              <w:t xml:space="preserve">b.</w:t>
+            </w:r>
+            <w:r>
+              <w:rPr>
+                <w:rFonts w:ascii="Avenir Next" w:hAnsi="Avenir Next" w:cs="Avenir Next" w:eastAsia="Avenir Next"/>
+                <w:color w:val="1A1A1A"/>
                 <w:sz w:val="20"/>
                 <w:szCs w:val="20"/>
               </w:rPr>
-              <w:t xml:space="preserve">b.</w:t>
-            </w:r>
-            <w:r>
-              <w:rPr>
-                <w:rFonts w:ascii="Avenir Next" w:hAnsi="Avenir Next" w:cs="Avenir Next" w:eastAsia="Avenir Next"/>
-                <w:color w:val="1A1A1A"/>
-                <w:sz w:val="20"/>
-                <w:szCs w:val="20"/>
-              </w:rPr>
               <w:tab/>
             </w:r>
             <w:r>
               <w:rPr>
                 <w:rFonts w:ascii="Avenir Next" w:hAnsi="Avenir Next" w:cs="Avenir Next" w:eastAsia="Avenir Next"/>
                 <w:color w:val="1A1A1A"/>
-                <w:sz w:val="20"/>
+                <w:sz w:val="22"/>
                 <w:szCs w:val="20"/>
               </w:rPr>
               <w:t xml:space="preserve">Ben to all votes, simplest form:</w:t>
@@ -2587,10 +2591,28 @@
                 <w:rFonts w:ascii="Avenir Next" w:hAnsi="Avenir Next" w:cs="Avenir Next" w:eastAsia="Avenir Next"/>
                 <w:b/>
                 <w:color w:val="003A70"/>
+                <w:sz w:val="22"/>
+                <w:szCs w:val="20"/>
+              </w:rPr>
+              <w:t xml:space="preserve">c.</w:t>
+            </w:r>
+            <w:r>
+              <w:rPr>
+                <w:rFonts w:ascii="Avenir Next" w:hAnsi="Avenir Next" w:cs="Avenir Next" w:eastAsia="Avenir Next"/>
+                <w:color w:val="1A1A1A"/>
                 <w:sz w:val="20"/>
                 <w:szCs w:val="20"/>
               </w:rPr>
-              <w:t xml:space="preserve">c.</w:t>
+              <w:tab/>
+            </w:r>
+            <w:r>
+              <w:rPr>
+                <w:rFonts w:ascii="Avenir Next" w:hAnsi="Avenir Next" w:cs="Avenir Next" w:eastAsia="Avenir Next"/>
+                <w:color w:val="1A1A1A"/>
+                <w:sz w:val="22"/>
+                <w:szCs w:val="20"/>
+              </w:rPr>
+              <w:t xml:space="preserve">Four new students vote for Ana. Is Ana to Ben now 1 : 1? Explain.</w:t>
             </w:r>
             <w:r>
               <w:rPr>
@@ -2599,7 +2621,7 @@
                 <w:sz w:val="20"/>
                 <w:szCs w:val="20"/>
               </w:rPr>
-              <w:tab/>
+              <w:t xml:space="preserve">  </w:t>
             </w:r>
             <w:r>
               <w:rPr>
@@ -2607,24 +2629,6 @@
                 <w:color w:val="1A1A1A"/>
                 <w:sz w:val="20"/>
                 <w:szCs w:val="20"/>
-              </w:rPr>
-              <w:t xml:space="preserve">Four new students vote for Ana. Is Ana to Ben now 1 : 1? Explain.</w:t>
-            </w:r>
-            <w:r>
-              <w:rPr>
-                <w:rFonts w:ascii="Avenir Next" w:hAnsi="Avenir Next" w:cs="Avenir Next" w:eastAsia="Avenir Next"/>
-                <w:color w:val="1A1A1A"/>
-                <w:sz w:val="20"/>
-                <w:szCs w:val="20"/>
-              </w:rPr>
-              <w:t xml:space="preserve">  </w:t>
-            </w:r>
-            <w:r>
-              <w:rPr>
-                <w:rFonts w:ascii="Avenir Next" w:hAnsi="Avenir Next" w:cs="Avenir Next" w:eastAsia="Avenir Next"/>
-                <w:color w:val="1A1A1A"/>
-                <w:sz w:val="20"/>
-                <w:szCs w:val="20"/>
                 <w:u w:val="single"/>
               </w:rPr>
               <w:t xml:space="preserve">                      </w:t>
@@ -2632,7 +2636,7 @@
           </w:p>
           <w:p>
             <w:pPr>
-              <w:spacing w:before="0" w:after="0" w:line="60" w:lineRule="auto"/>
+              <w:spacing w:before="0" w:after="0" w:line="50" w:lineRule="exact"/>
             </w:pPr>
           </w:p>
           <w:tbl>
@@ -2690,7 +2694,7 @@
           </w:tbl>
           <w:p>
             <w:pPr>
-              <w:spacing w:before="0" w:after="0" w:line="24" w:lineRule="auto"/>
+              <w:spacing w:before="0" w:after="0" w:line="50" w:lineRule="exact"/>
             </w:pPr>
           </w:p>
         </w:tc>
@@ -2698,11 +2702,12 @@
     </w:tbl>
     <w:p>
       <w:pPr>
-        <w:spacing w:before="0" w:after="0" w:line="20" w:lineRule="exact"/>
+        <w:spacing w:before="0" w:after="0" w:line="50" w:lineRule="exact"/>
       </w:pPr>
     </w:p>
     <w:p>
       <w:pPr>
+        <w:pStyle w:val="Heading2"/>
         <w:keepNext/>
         <w:pBdr>
           <w:bottom w:val="single" w:sz="8" w:space="3" w:color="003A70"/>
@@ -2718,7 +2723,7 @@
           <w:b/>
           <w:color w:val="003A70"/>
           <w:spacing w:val="14"/>
-          <w:sz w:val="19"/>
+          <w:sz w:val="22"/>
           <w:szCs w:val="19"/>
         </w:rPr>
         <w:t xml:space="preserve">FIND THE ERROR</w:t>
@@ -2737,7 +2742,7 @@
           <w:rFonts w:ascii="Avenir Next" w:hAnsi="Avenir Next" w:cs="Avenir Next" w:eastAsia="Avenir Next"/>
           <w:i/>
           <w:color w:val="5A5F66"/>
-          <w:sz w:val="17"/>
+          <w:sz w:val="22"/>
           <w:szCs w:val="17"/>
         </w:rPr>
         <w:t xml:space="preserve">explain the mistake, then fix it</w:t>
@@ -2745,7 +2750,7 @@
     </w:p>
     <w:p>
       <w:pPr>
-        <w:spacing w:before="0" w:after="0" w:line="20" w:lineRule="exact"/>
+        <w:spacing w:before="0" w:after="0" w:line="50" w:lineRule="exact"/>
       </w:pPr>
     </w:p>
     <w:tbl>
@@ -2795,18 +2800,18 @@
                 <w:rFonts w:ascii="Avenir Next" w:hAnsi="Avenir Next" w:cs="Avenir Next" w:eastAsia="Avenir Next"/>
                 <w:b/>
                 <w:color w:val="1A1A1A"/>
+                <w:sz w:val="22"/>
+                <w:szCs w:val="20"/>
+              </w:rPr>
+              <w:t xml:space="preserve">9.</w:t>
+            </w:r>
+            <w:r>
+              <w:rPr>
+                <w:rFonts w:ascii="Avenir Next" w:hAnsi="Avenir Next" w:cs="Avenir Next" w:eastAsia="Avenir Next"/>
+                <w:color w:val="1A1A1A"/>
                 <w:sz w:val="20"/>
                 <w:szCs w:val="20"/>
               </w:rPr>
-              <w:t xml:space="preserve">9.</w:t>
-            </w:r>
-            <w:r>
-              <w:rPr>
-                <w:rFonts w:ascii="Avenir Next" w:hAnsi="Avenir Next" w:cs="Avenir Next" w:eastAsia="Avenir Next"/>
-                <w:color w:val="1A1A1A"/>
-                <w:sz w:val="20"/>
-                <w:szCs w:val="20"/>
-              </w:rPr>
               <w:tab/>
             </w:r>
             <w:r>
@@ -2814,7 +2819,7 @@
                 <w:rFonts w:ascii="Avenir Next" w:hAnsi="Avenir Next" w:cs="Avenir Next" w:eastAsia="Avenir Next"/>
                 <w:b/>
                 <w:color w:val="1A1A1A"/>
-                <w:sz w:val="20"/>
+                <w:sz w:val="22"/>
                 <w:szCs w:val="20"/>
               </w:rPr>
               <w:t xml:space="preserve">Maya’s Work.  </w:t>
@@ -2823,7 +2828,7 @@
               <w:rPr>
                 <w:rFonts w:ascii="Avenir Next" w:hAnsi="Avenir Next" w:cs="Avenir Next" w:eastAsia="Avenir Next"/>
                 <w:color w:val="1A1A1A"/>
-                <w:sz w:val="20"/>
+                <w:sz w:val="22"/>
                 <w:szCs w:val="20"/>
               </w:rPr>
               <w:t xml:space="preserve">A pet store has 4 rabbits and 7 guinea pigs. Maya wrote: “The ratio of guinea pigs to rabbits is 4 to 7.” Explain her mistake and write the correct ratio.</w:t>
@@ -2869,7 +2874,7 @@
                 </w:tcPr>
                 <w:p>
                   <w:pPr>
-                    <w:spacing w:before="0" w:after="0" w:line="240" w:lineRule="auto"/>
+                    <w:spacing w:before="0" w:after="0" w:line="50" w:lineRule="exact"/>
                   </w:pPr>
                 </w:p>
               </w:tc>
@@ -2889,7 +2894,7 @@
                 </w:tcPr>
                 <w:p>
                   <w:pPr>
-                    <w:spacing w:before="0" w:after="0" w:line="240" w:lineRule="auto"/>
+                    <w:spacing w:before="0" w:after="0" w:line="50" w:lineRule="exact"/>
                   </w:pPr>
                 </w:p>
               </w:tc>
@@ -2897,7 +2902,7 @@
           </w:tbl>
           <w:p>
             <w:pPr>
-              <w:spacing w:before="0" w:after="0" w:line="24" w:lineRule="auto"/>
+              <w:spacing w:before="0" w:after="0" w:line="50" w:lineRule="exact"/>
             </w:pPr>
           </w:p>
         </w:tc>
@@ -2905,11 +2910,12 @@
     </w:tbl>
     <w:p>
       <w:pPr>
-        <w:spacing w:before="0" w:after="0" w:line="20" w:lineRule="exact"/>
+        <w:spacing w:before="0" w:after="0" w:line="50" w:lineRule="exact"/>
       </w:pPr>
     </w:p>
     <w:p>
       <w:pPr>
+        <w:pStyle w:val="Heading2"/>
         <w:keepNext/>
         <w:pBdr>
           <w:bottom w:val="single" w:sz="8" w:space="3" w:color="003A70"/>
@@ -2925,7 +2931,7 @@
           <w:b/>
           <w:color w:val="003A70"/>
           <w:spacing w:val="14"/>
-          <w:sz w:val="19"/>
+          <w:sz w:val="22"/>
           <w:szCs w:val="19"/>
         </w:rPr>
         <w:t xml:space="preserve">TEST PRACTICE</w:t>
@@ -2944,7 +2950,7 @@
           <w:rFonts w:ascii="Avenir Next" w:hAnsi="Avenir Next" w:cs="Avenir Next" w:eastAsia="Avenir Next"/>
           <w:i/>
           <w:color w:val="5A5F66"/>
-          <w:sz w:val="17"/>
+          <w:sz w:val="22"/>
           <w:szCs w:val="17"/>
         </w:rPr>
         <w:t xml:space="preserve">choose the best answer</w:t>
@@ -2952,7 +2958,7 @@
     </w:p>
     <w:p>
       <w:pPr>
-        <w:spacing w:before="0" w:after="0" w:line="20" w:lineRule="exact"/>
+        <w:spacing w:before="0" w:after="0" w:line="50" w:lineRule="exact"/>
       </w:pPr>
     </w:p>
     <w:tbl>
@@ -3002,25 +3008,25 @@
                 <w:rFonts w:ascii="Avenir Next" w:hAnsi="Avenir Next" w:cs="Avenir Next" w:eastAsia="Avenir Next"/>
                 <w:b/>
                 <w:color w:val="1A1A1A"/>
+                <w:sz w:val="22"/>
+                <w:szCs w:val="20"/>
+              </w:rPr>
+              <w:t xml:space="preserve">10.</w:t>
+            </w:r>
+            <w:r>
+              <w:rPr>
+                <w:rFonts w:ascii="Avenir Next" w:hAnsi="Avenir Next" w:cs="Avenir Next" w:eastAsia="Avenir Next"/>
+                <w:color w:val="1A1A1A"/>
                 <w:sz w:val="20"/>
                 <w:szCs w:val="20"/>
               </w:rPr>
-              <w:t xml:space="preserve">10.</w:t>
-            </w:r>
-            <w:r>
-              <w:rPr>
-                <w:rFonts w:ascii="Avenir Next" w:hAnsi="Avenir Next" w:cs="Avenir Next" w:eastAsia="Avenir Next"/>
-                <w:color w:val="1A1A1A"/>
-                <w:sz w:val="20"/>
-                <w:szCs w:val="20"/>
-              </w:rPr>
               <w:tab/>
             </w:r>
             <w:r>
               <w:rPr>
                 <w:rFonts w:ascii="Avenir Next" w:hAnsi="Avenir Next" w:cs="Avenir Next" w:eastAsia="Avenir Next"/>
                 <w:color w:val="1A1A1A"/>
-                <w:sz w:val="20"/>
+                <w:sz w:val="22"/>
                 <w:szCs w:val="20"/>
               </w:rPr>
               <w:t xml:space="preserve">A box has 8 pens and 12 pencils. The ratio of pens to pencils in simplest form is —</w:t>
@@ -3076,7 +3082,7 @@
                       <w:rFonts w:ascii="Avenir Next" w:hAnsi="Avenir Next" w:cs="Avenir Next" w:eastAsia="Avenir Next"/>
                       <w:b/>
                       <w:color w:val="003A70"/>
-                      <w:sz w:val="19"/>
+                      <w:sz w:val="22"/>
                       <w:szCs w:val="19"/>
                     </w:rPr>
                     <w:t xml:space="preserve">A</w:t>
@@ -3094,7 +3100,7 @@
                     <w:rPr>
                       <w:rFonts w:ascii="Avenir Next" w:hAnsi="Avenir Next" w:cs="Avenir Next" w:eastAsia="Avenir Next"/>
                       <w:color w:val="1A1A1A"/>
-                      <w:sz w:val="19"/>
+                      <w:sz w:val="22"/>
                       <w:szCs w:val="19"/>
                     </w:rPr>
                     <w:t xml:space="preserve">3 : 2</w:t>
@@ -3119,7 +3125,7 @@
                       <w:rFonts w:ascii="Avenir Next" w:hAnsi="Avenir Next" w:cs="Avenir Next" w:eastAsia="Avenir Next"/>
                       <w:b/>
                       <w:color w:val="003A70"/>
-                      <w:sz w:val="19"/>
+                      <w:sz w:val="22"/>
                       <w:szCs w:val="19"/>
                     </w:rPr>
                     <w:t xml:space="preserve">B</w:t>
@@ -3137,7 +3143,7 @@
                     <w:rPr>
                       <w:rFonts w:ascii="Avenir Next" w:hAnsi="Avenir Next" w:cs="Avenir Next" w:eastAsia="Avenir Next"/>
                       <w:color w:val="1A1A1A"/>
-                      <w:sz w:val="19"/>
+                      <w:sz w:val="22"/>
                       <w:szCs w:val="19"/>
                     </w:rPr>
                     <w:t xml:space="preserve">8 : 20</w:t>
@@ -3162,7 +3168,7 @@
                       <w:rFonts w:ascii="Avenir Next" w:hAnsi="Avenir Next" w:cs="Avenir Next" w:eastAsia="Avenir Next"/>
                       <w:b/>
                       <w:color w:val="003A70"/>
-                      <w:sz w:val="19"/>
+                      <w:sz w:val="22"/>
                       <w:szCs w:val="19"/>
                     </w:rPr>
                     <w:t xml:space="preserve">C</w:t>
@@ -3180,7 +3186,7 @@
                     <w:rPr>
                       <w:rFonts w:ascii="Avenir Next" w:hAnsi="Avenir Next" w:cs="Avenir Next" w:eastAsia="Avenir Next"/>
                       <w:color w:val="1A1A1A"/>
-                      <w:sz w:val="19"/>
+                      <w:sz w:val="22"/>
                       <w:szCs w:val="19"/>
                     </w:rPr>
                     <w:t xml:space="preserve">4 : 5</w:t>
@@ -3205,7 +3211,7 @@
                       <w:rFonts w:ascii="Avenir Next" w:hAnsi="Avenir Next" w:cs="Avenir Next" w:eastAsia="Avenir Next"/>
                       <w:b/>
                       <w:color w:val="003A70"/>
-                      <w:sz w:val="19"/>
+                      <w:sz w:val="22"/>
                       <w:szCs w:val="19"/>
                     </w:rPr>
                     <w:t xml:space="preserve">D</w:t>
@@ -3223,7 +3229,7 @@
                     <w:rPr>
                       <w:rFonts w:ascii="Avenir Next" w:hAnsi="Avenir Next" w:cs="Avenir Next" w:eastAsia="Avenir Next"/>
                       <w:color w:val="1A1A1A"/>
-                      <w:sz w:val="19"/>
+                      <w:sz w:val="22"/>
                       <w:szCs w:val="19"/>
                     </w:rPr>
                     <w:t xml:space="preserve">2 : 3</w:t>
@@ -3234,7 +3240,7 @@
           </w:tbl>
           <w:p>
             <w:pPr>
-              <w:spacing w:before="0" w:after="0" w:line="24" w:lineRule="auto"/>
+              <w:spacing w:before="0" w:after="0" w:line="50" w:lineRule="exact"/>
             </w:pPr>
           </w:p>
         </w:tc>
@@ -3242,12 +3248,12 @@
     </w:tbl>
     <w:p>
       <w:pPr>
-        <w:spacing w:before="0" w:after="0" w:line="20" w:lineRule="exact"/>
+        <w:spacing w:before="0" w:after="0" w:line="50" w:lineRule="exact"/>
       </w:pPr>
     </w:p>
     <w:p>
       <w:pPr>
-        <w:spacing w:before="0" w:after="0" w:line="20" w:lineRule="exact"/>
+        <w:spacing w:before="0" w:after="0" w:line="50" w:lineRule="exact"/>
       </w:pPr>
     </w:p>
     <w:tbl>
@@ -3297,25 +3303,25 @@
                 <w:rFonts w:ascii="Avenir Next" w:hAnsi="Avenir Next" w:cs="Avenir Next" w:eastAsia="Avenir Next"/>
                 <w:b/>
                 <w:color w:val="1A1A1A"/>
+                <w:sz w:val="22"/>
+                <w:szCs w:val="20"/>
+              </w:rPr>
+              <w:t xml:space="preserve">11.</w:t>
+            </w:r>
+            <w:r>
+              <w:rPr>
+                <w:rFonts w:ascii="Avenir Next" w:hAnsi="Avenir Next" w:cs="Avenir Next" w:eastAsia="Avenir Next"/>
+                <w:color w:val="1A1A1A"/>
                 <w:sz w:val="20"/>
                 <w:szCs w:val="20"/>
               </w:rPr>
-              <w:t xml:space="preserve">11.</w:t>
-            </w:r>
-            <w:r>
-              <w:rPr>
-                <w:rFonts w:ascii="Avenir Next" w:hAnsi="Avenir Next" w:cs="Avenir Next" w:eastAsia="Avenir Next"/>
-                <w:color w:val="1A1A1A"/>
-                <w:sz w:val="20"/>
-                <w:szCs w:val="20"/>
-              </w:rPr>
               <w:tab/>
             </w:r>
             <w:r>
               <w:rPr>
                 <w:rFonts w:ascii="Avenir Next" w:hAnsi="Avenir Next" w:cs="Avenir Next" w:eastAsia="Avenir Next"/>
                 <w:color w:val="1A1A1A"/>
-                <w:sz w:val="20"/>
+                <w:sz w:val="22"/>
                 <w:szCs w:val="20"/>
               </w:rPr>
               <w:t xml:space="preserve">A team has 9 girls and 4 boys. The ratio of boys to all the players is —</w:t>
@@ -3371,7 +3377,7 @@
                       <w:rFonts w:ascii="Avenir Next" w:hAnsi="Avenir Next" w:cs="Avenir Next" w:eastAsia="Avenir Next"/>
                       <w:b/>
                       <w:color w:val="003A70"/>
-                      <w:sz w:val="19"/>
+                      <w:sz w:val="22"/>
                       <w:szCs w:val="19"/>
                     </w:rPr>
                     <w:t xml:space="preserve">A</w:t>
@@ -3389,7 +3395,7 @@
                     <w:rPr>
                       <w:rFonts w:ascii="Avenir Next" w:hAnsi="Avenir Next" w:cs="Avenir Next" w:eastAsia="Avenir Next"/>
                       <w:color w:val="1A1A1A"/>
-                      <w:sz w:val="19"/>
+                      <w:sz w:val="22"/>
                       <w:szCs w:val="19"/>
                     </w:rPr>
                     <w:t xml:space="preserve">4 : 9</w:t>
@@ -3414,7 +3420,7 @@
                       <w:rFonts w:ascii="Avenir Next" w:hAnsi="Avenir Next" w:cs="Avenir Next" w:eastAsia="Avenir Next"/>
                       <w:b/>
                       <w:color w:val="003A70"/>
-                      <w:sz w:val="19"/>
+                      <w:sz w:val="22"/>
                       <w:szCs w:val="19"/>
                     </w:rPr>
                     <w:t xml:space="preserve">B</w:t>
@@ -3432,7 +3438,7 @@
                     <w:rPr>
                       <w:rFonts w:ascii="Avenir Next" w:hAnsi="Avenir Next" w:cs="Avenir Next" w:eastAsia="Avenir Next"/>
                       <w:color w:val="1A1A1A"/>
-                      <w:sz w:val="19"/>
+                      <w:sz w:val="22"/>
                       <w:szCs w:val="19"/>
                     </w:rPr>
                     <w:t xml:space="preserve">9 : 4</w:t>
@@ -3457,7 +3463,7 @@
                       <w:rFonts w:ascii="Avenir Next" w:hAnsi="Avenir Next" w:cs="Avenir Next" w:eastAsia="Avenir Next"/>
                       <w:b/>
                       <w:color w:val="003A70"/>
-                      <w:sz w:val="19"/>
+                      <w:sz w:val="22"/>
                       <w:szCs w:val="19"/>
                     </w:rPr>
                     <w:t xml:space="preserve">C</w:t>
@@ -3475,7 +3481,7 @@
                     <w:rPr>
                       <w:rFonts w:ascii="Avenir Next" w:hAnsi="Avenir Next" w:cs="Avenir Next" w:eastAsia="Avenir Next"/>
                       <w:color w:val="1A1A1A"/>
-                      <w:sz w:val="19"/>
+                      <w:sz w:val="22"/>
                       <w:szCs w:val="19"/>
                     </w:rPr>
                     <w:t xml:space="preserve">4 : 13</w:t>
@@ -3500,7 +3506,7 @@
                       <w:rFonts w:ascii="Avenir Next" w:hAnsi="Avenir Next" w:cs="Avenir Next" w:eastAsia="Avenir Next"/>
                       <w:b/>
                       <w:color w:val="003A70"/>
-                      <w:sz w:val="19"/>
+                      <w:sz w:val="22"/>
                       <w:szCs w:val="19"/>
                     </w:rPr>
                     <w:t xml:space="preserve">D</w:t>
@@ -3518,7 +3524,7 @@
                     <w:rPr>
                       <w:rFonts w:ascii="Avenir Next" w:hAnsi="Avenir Next" w:cs="Avenir Next" w:eastAsia="Avenir Next"/>
                       <w:color w:val="1A1A1A"/>
-                      <w:sz w:val="19"/>
+                      <w:sz w:val="22"/>
                       <w:szCs w:val="19"/>
                     </w:rPr>
                     <w:t xml:space="preserve">13 : 4</w:t>
@@ -3529,7 +3535,7 @@
           </w:tbl>
           <w:p>
             <w:pPr>
-              <w:spacing w:before="0" w:after="0" w:line="24" w:lineRule="auto"/>
+              <w:spacing w:before="0" w:after="0" w:line="50" w:lineRule="exact"/>
             </w:pPr>
           </w:p>
         </w:tc>
@@ -3537,11 +3543,12 @@
     </w:tbl>
     <w:p>
       <w:pPr>
-        <w:spacing w:before="0" w:after="0" w:line="20" w:lineRule="exact"/>
+        <w:spacing w:before="0" w:after="0" w:line="50" w:lineRule="exact"/>
       </w:pPr>
     </w:p>
     <w:p>
       <w:pPr>
+        <w:pStyle w:val="Heading2"/>
         <w:keepNext/>
         <w:pBdr>
           <w:bottom w:val="single" w:sz="8" w:space="3" w:color="003A70"/>
@@ -3557,7 +3564,7 @@
           <w:b/>
           <w:color w:val="003A70"/>
           <w:spacing w:val="14"/>
-          <w:sz w:val="19"/>
+          <w:sz w:val="22"/>
           <w:szCs w:val="19"/>
         </w:rPr>
         <w:t xml:space="preserve">SELF-CHECK CODE</w:t>
@@ -3576,7 +3583,7 @@
           <w:rFonts w:ascii="Avenir Next" w:hAnsi="Avenir Next" w:cs="Avenir Next" w:eastAsia="Avenir Next"/>
           <w:i/>
           <w:color w:val="5A5F66"/>
-          <w:sz w:val="17"/>
+          <w:sz w:val="22"/>
           <w:szCs w:val="17"/>
         </w:rPr>
         <w:t xml:space="preserve">find your answer · copy its letter into that problem’s box · spell a math word</w:t>
@@ -3634,7 +3641,7 @@
                 <w:rFonts w:ascii="Avenir Next" w:hAnsi="Avenir Next" w:cs="Avenir Next" w:eastAsia="Avenir Next"/>
                 <w:b/>
                 <w:color w:val="1A1A1A"/>
-                <w:sz w:val="18"/>
+                <w:sz w:val="22"/>
                 <w:szCs w:val="18"/>
               </w:rPr>
               <w:t xml:space="preserve">4/7</w:t>
@@ -3650,7 +3657,7 @@
                 <w:rFonts w:ascii="Avenir Next" w:hAnsi="Avenir Next" w:cs="Avenir Next" w:eastAsia="Avenir Next"/>
                 <w:b/>
                 <w:color w:val="003A70"/>
-                <w:sz w:val="18"/>
+                <w:sz w:val="22"/>
                 <w:szCs w:val="18"/>
               </w:rPr>
               <w:t xml:space="preserve">P</w:t>
@@ -3673,7 +3680,7 @@
                 <w:rFonts w:ascii="Avenir Next" w:hAnsi="Avenir Next" w:cs="Avenir Next" w:eastAsia="Avenir Next"/>
                 <w:b/>
                 <w:color w:val="1A1A1A"/>
-                <w:sz w:val="18"/>
+                <w:sz w:val="22"/>
                 <w:szCs w:val="18"/>
               </w:rPr>
               <w:t xml:space="preserve">2 : 7</w:t>
@@ -3689,7 +3696,7 @@
                 <w:rFonts w:ascii="Avenir Next" w:hAnsi="Avenir Next" w:cs="Avenir Next" w:eastAsia="Avenir Next"/>
                 <w:b/>
                 <w:color w:val="003A70"/>
-                <w:sz w:val="18"/>
+                <w:sz w:val="22"/>
                 <w:szCs w:val="18"/>
               </w:rPr>
               <w:t xml:space="preserve">I</w:t>
@@ -3712,7 +3719,7 @@
                 <w:rFonts w:ascii="Avenir Next" w:hAnsi="Avenir Next" w:cs="Avenir Next" w:eastAsia="Avenir Next"/>
                 <w:b/>
                 <w:color w:val="1A1A1A"/>
-                <w:sz w:val="18"/>
+                <w:sz w:val="22"/>
                 <w:szCs w:val="18"/>
               </w:rPr>
               <w:t xml:space="preserve">3 : 5</w:t>
@@ -3728,7 +3735,7 @@
                 <w:rFonts w:ascii="Avenir Next" w:hAnsi="Avenir Next" w:cs="Avenir Next" w:eastAsia="Avenir Next"/>
                 <w:b/>
                 <w:color w:val="003A70"/>
-                <w:sz w:val="18"/>
+                <w:sz w:val="22"/>
                 <w:szCs w:val="18"/>
               </w:rPr>
               <w:t xml:space="preserve">S</w:t>
@@ -3751,7 +3758,7 @@
                 <w:rFonts w:ascii="Avenir Next" w:hAnsi="Avenir Next" w:cs="Avenir Next" w:eastAsia="Avenir Next"/>
                 <w:b/>
                 <w:color w:val="1A1A1A"/>
-                <w:sz w:val="18"/>
+                <w:sz w:val="22"/>
                 <w:szCs w:val="18"/>
               </w:rPr>
               <w:t xml:space="preserve">7 : 3</w:t>
@@ -3767,7 +3774,7 @@
                 <w:rFonts w:ascii="Avenir Next" w:hAnsi="Avenir Next" w:cs="Avenir Next" w:eastAsia="Avenir Next"/>
                 <w:b/>
                 <w:color w:val="003A70"/>
-                <w:sz w:val="18"/>
+                <w:sz w:val="22"/>
                 <w:szCs w:val="18"/>
               </w:rPr>
               <w:t xml:space="preserve">M</w:t>
@@ -3790,7 +3797,7 @@
                 <w:rFonts w:ascii="Avenir Next" w:hAnsi="Avenir Next" w:cs="Avenir Next" w:eastAsia="Avenir Next"/>
                 <w:b/>
                 <w:color w:val="1A1A1A"/>
-                <w:sz w:val="18"/>
+                <w:sz w:val="22"/>
                 <w:szCs w:val="18"/>
               </w:rPr>
               <w:t xml:space="preserve">7 : 2</w:t>
@@ -3806,7 +3813,7 @@
                 <w:rFonts w:ascii="Avenir Next" w:hAnsi="Avenir Next" w:cs="Avenir Next" w:eastAsia="Avenir Next"/>
                 <w:b/>
                 <w:color w:val="003A70"/>
-                <w:sz w:val="18"/>
+                <w:sz w:val="22"/>
                 <w:szCs w:val="18"/>
               </w:rPr>
               <w:t xml:space="preserve">Z</w:t>
@@ -3829,7 +3836,7 @@
                 <w:rFonts w:ascii="Avenir Next" w:hAnsi="Avenir Next" w:cs="Avenir Next" w:eastAsia="Avenir Next"/>
                 <w:b/>
                 <w:color w:val="1A1A1A"/>
-                <w:sz w:val="18"/>
+                <w:sz w:val="22"/>
                 <w:szCs w:val="18"/>
               </w:rPr>
               <w:t xml:space="preserve">1 : 5</w:t>
@@ -3845,7 +3852,7 @@
                 <w:rFonts w:ascii="Avenir Next" w:hAnsi="Avenir Next" w:cs="Avenir Next" w:eastAsia="Avenir Next"/>
                 <w:b/>
                 <w:color w:val="003A70"/>
-                <w:sz w:val="18"/>
+                <w:sz w:val="22"/>
                 <w:szCs w:val="18"/>
               </w:rPr>
               <w:t xml:space="preserve">L</w:t>
@@ -3868,7 +3875,7 @@
                 <w:rFonts w:ascii="Avenir Next" w:hAnsi="Avenir Next" w:cs="Avenir Next" w:eastAsia="Avenir Next"/>
                 <w:b/>
                 <w:color w:val="1A1A1A"/>
-                <w:sz w:val="18"/>
+                <w:sz w:val="22"/>
                 <w:szCs w:val="18"/>
               </w:rPr>
               <w:t xml:space="preserve">24</w:t>
@@ -3884,7 +3891,7 @@
                 <w:rFonts w:ascii="Avenir Next" w:hAnsi="Avenir Next" w:cs="Avenir Next" w:eastAsia="Avenir Next"/>
                 <w:b/>
                 <w:color w:val="003A70"/>
-                <w:sz w:val="18"/>
+                <w:sz w:val="22"/>
                 <w:szCs w:val="18"/>
               </w:rPr>
               <w:t xml:space="preserve">E</w:t>
@@ -3907,7 +3914,7 @@
                 <w:rFonts w:ascii="Avenir Next" w:hAnsi="Avenir Next" w:cs="Avenir Next" w:eastAsia="Avenir Next"/>
                 <w:b/>
                 <w:color w:val="1A1A1A"/>
-                <w:sz w:val="18"/>
+                <w:sz w:val="22"/>
                 <w:szCs w:val="18"/>
               </w:rPr>
               <w:t xml:space="preserve">30</w:t>
@@ -3923,7 +3930,7 @@
                 <w:rFonts w:ascii="Avenir Next" w:hAnsi="Avenir Next" w:cs="Avenir Next" w:eastAsia="Avenir Next"/>
                 <w:b/>
                 <w:color w:val="003A70"/>
-                <w:sz w:val="18"/>
+                <w:sz w:val="22"/>
                 <w:szCs w:val="18"/>
               </w:rPr>
               <w:t xml:space="preserve">X</w:t>
@@ -3946,7 +3953,7 @@
                 <w:rFonts w:ascii="Avenir Next" w:hAnsi="Avenir Next" w:cs="Avenir Next" w:eastAsia="Avenir Next"/>
                 <w:b/>
                 <w:color w:val="1A1A1A"/>
-                <w:sz w:val="18"/>
+                <w:sz w:val="22"/>
                 <w:szCs w:val="18"/>
               </w:rPr>
               <w:t xml:space="preserve">3 : 7</w:t>
@@ -3962,7 +3969,7 @@
                 <w:rFonts w:ascii="Avenir Next" w:hAnsi="Avenir Next" w:cs="Avenir Next" w:eastAsia="Avenir Next"/>
                 <w:b/>
                 <w:color w:val="003A70"/>
-                <w:sz w:val="18"/>
+                <w:sz w:val="22"/>
                 <w:szCs w:val="18"/>
               </w:rPr>
               <w:t xml:space="preserve">Q</w:t>
@@ -3973,7 +3980,7 @@
     </w:tbl>
     <w:p>
       <w:pPr>
-        <w:spacing w:before="0" w:after="0" w:line="60" w:lineRule="auto"/>
+        <w:spacing w:before="0" w:after="0" w:line="50" w:lineRule="exact"/>
       </w:pPr>
     </w:p>
     <w:tbl>
@@ -4140,7 +4147,7 @@
     </w:tbl>
     <w:p>
       <w:pPr>
-        <w:spacing w:before="0" w:after="0" w:line="40" w:lineRule="auto"/>
+        <w:spacing w:before="0" w:after="0" w:line="50" w:lineRule="exact"/>
       </w:pPr>
     </w:p>
     <w:tbl>
@@ -4182,6 +4189,7 @@
           </w:tcPr>
           <w:p>
             <w:pPr>
+              <w:pStyle w:val="Heading2"/>
               <w:spacing w:before="0" w:after="0" w:line="240" w:lineRule="auto"/>
             </w:pPr>
             <w:r>
@@ -4219,7 +4227,7 @@
               <w:rPr>
                 <w:rFonts w:ascii="Avenir Next" w:hAnsi="Avenir Next" w:cs="Avenir Next" w:eastAsia="Avenir Next"/>
                 <w:color w:val="1A1A1A"/>
-                <w:sz w:val="17"/>
+                <w:sz w:val="22"/>
                 <w:szCs w:val="17"/>
               </w:rPr>
               <w:t xml:space="preserve">  I can do this on my own</w:t>
@@ -4248,7 +4256,7 @@
               <w:rPr>
                 <w:rFonts w:ascii="Avenir Next" w:hAnsi="Avenir Next" w:cs="Avenir Next" w:eastAsia="Avenir Next"/>
                 <w:color w:val="1A1A1A"/>
-                <w:sz w:val="17"/>
+                <w:sz w:val="22"/>
                 <w:szCs w:val="17"/>
               </w:rPr>
               <w:t xml:space="preserve">  I need a little help</w:t>
@@ -4277,7 +4285,7 @@
               <w:rPr>
                 <w:rFonts w:ascii="Avenir Next" w:hAnsi="Avenir Next" w:cs="Avenir Next" w:eastAsia="Avenir Next"/>
                 <w:color w:val="1A1A1A"/>
-                <w:sz w:val="17"/>
+                <w:sz w:val="22"/>
                 <w:szCs w:val="17"/>
               </w:rPr>
               <w:t xml:space="preserve">  I have a question about #</w:t>
@@ -4298,7 +4306,7 @@
     </w:tbl>
     <w:p>
       <w:pPr>
-        <w:spacing w:before="0" w:after="0" w:line="20" w:lineRule="exact"/>
+        <w:spacing w:before="0" w:after="0" w:line="50" w:lineRule="exact"/>
       </w:pPr>
     </w:p>
     <w:sectPr>
@@ -4384,7 +4392,106 @@
               <w:sz w:val="15"/>
               <w:szCs w:val="15"/>
             </w:rPr>
-            <w:t xml:space="preserve">Lesson 3-1  ·  Session 1  ·  Practice Form B</w:t>
+            <w:t xml:space="preserve">3-1 · Page </w:t>
+          </w:r>
+          <w:r>
+            <w:rPr>
+              <w:rFonts w:ascii="Avenir Next" w:hAnsi="Avenir Next" w:cs="Avenir Next" w:eastAsia="Avenir Next"/>
+              <w:color w:val="5A5F66"/>
+              <w:sz w:val="15"/>
+              <w:szCs w:val="15"/>
+            </w:rPr>
+            <w:fldChar w:fldCharType="begin"/>
+          </w:r>
+          <w:r>
+            <w:rPr>
+              <w:rFonts w:ascii="Avenir Next" w:hAnsi="Avenir Next" w:cs="Avenir Next" w:eastAsia="Avenir Next"/>
+              <w:color w:val="5A5F66"/>
+              <w:sz w:val="15"/>
+              <w:szCs w:val="15"/>
+            </w:rPr>
+            <w:instrText xml:space="preserve"> PAGE </w:instrText>
+          </w:r>
+          <w:r>
+            <w:rPr>
+              <w:rFonts w:ascii="Avenir Next" w:hAnsi="Avenir Next" w:cs="Avenir Next" w:eastAsia="Avenir Next"/>
+              <w:color w:val="5A5F66"/>
+              <w:sz w:val="15"/>
+              <w:szCs w:val="15"/>
+            </w:rPr>
+            <w:fldChar w:fldCharType="separate"/>
+          </w:r>
+          <w:r>
+            <w:rPr>
+              <w:rFonts w:ascii="Avenir Next" w:hAnsi="Avenir Next" w:cs="Avenir Next" w:eastAsia="Avenir Next"/>
+              <w:color w:val="5A5F66"/>
+              <w:sz w:val="15"/>
+              <w:szCs w:val="15"/>
+            </w:rPr>
+            <w:t xml:space="preserve">1</w:t>
+          </w:r>
+          <w:r>
+            <w:rPr>
+              <w:rFonts w:ascii="Avenir Next" w:hAnsi="Avenir Next" w:cs="Avenir Next" w:eastAsia="Avenir Next"/>
+              <w:color w:val="5A5F66"/>
+              <w:sz w:val="15"/>
+              <w:szCs w:val="15"/>
+            </w:rPr>
+            <w:fldChar w:fldCharType="end"/>
+          </w:r>
+          <w:r>
+            <w:rPr>
+              <w:rFonts w:ascii="Avenir Next" w:hAnsi="Avenir Next" w:cs="Avenir Next" w:eastAsia="Avenir Next"/>
+              <w:color w:val="5A5F66"/>
+              <w:sz w:val="15"/>
+              <w:szCs w:val="15"/>
+            </w:rPr>
+            <w:t xml:space="preserve"> of </w:t>
+          </w:r>
+          <w:r>
+            <w:rPr>
+              <w:rFonts w:ascii="Avenir Next" w:hAnsi="Avenir Next" w:cs="Avenir Next" w:eastAsia="Avenir Next"/>
+              <w:color w:val="5A5F66"/>
+              <w:sz w:val="15"/>
+              <w:szCs w:val="15"/>
+            </w:rPr>
+            <w:fldChar w:fldCharType="begin"/>
+          </w:r>
+          <w:r>
+            <w:rPr>
+              <w:rFonts w:ascii="Avenir Next" w:hAnsi="Avenir Next" w:cs="Avenir Next" w:eastAsia="Avenir Next"/>
+              <w:color w:val="5A5F66"/>
+              <w:sz w:val="15"/>
+              <w:szCs w:val="15"/>
+            </w:rPr>
+            <w:instrText xml:space="preserve"> NUMPAGES </w:instrText>
+          </w:r>
+          <w:r>
+            <w:rPr>
+              <w:rFonts w:ascii="Avenir Next" w:hAnsi="Avenir Next" w:cs="Avenir Next" w:eastAsia="Avenir Next"/>
+              <w:color w:val="5A5F66"/>
+              <w:sz w:val="15"/>
+              <w:szCs w:val="15"/>
+            </w:rPr>
+            <w:fldChar w:fldCharType="separate"/>
+          </w:r>
+          <w:r>
+            <w:rPr>
+              <w:rFonts w:ascii="Avenir Next" w:hAnsi="Avenir Next" w:cs="Avenir Next" w:eastAsia="Avenir Next"/>
+              <w:color w:val="5A5F66"/>
+              <w:sz w:val="15"/>
+              <w:szCs w:val="15"/>
+            </w:rPr>
+            <w:t xml:space="preserve">1</w:t>
+          </w:r>
+          <w:r>
+            <w:rPr>
+              <w:rFonts w:ascii="Avenir Next" w:hAnsi="Avenir Next" w:cs="Avenir Next" w:eastAsia="Avenir Next"/>
+              <w:color w:val="5A5F66"/>
+              <w:sz w:val="15"/>
+              <w:szCs w:val="15"/>
+            </w:rPr>
+            <w:fldChar w:fldCharType="end"/>
           </w:r>
         </w:p>
       </w:tc>
@@ -4427,5 +4534,23 @@
       </w:tblCellMar>
     </w:tblPr>
   </w:style>
+  <w:style w:type="paragraph" w:styleId="Heading1">
+    <w:name w:val="heading 1"/>
+    <w:basedOn w:val="Normal"/>
+    <w:pPr>
+      <w:outlineLvl w:val="0"/>
+      <w:keepNext w:val="0"/>
+      <w:keepLines w:val="0"/>
+    </w:pPr>
+  </w:style>
+  <w:style w:type="paragraph" w:styleId="Heading2">
+    <w:name w:val="heading 2"/>
+    <w:basedOn w:val="Normal"/>
+    <w:pPr>
+      <w:outlineLvl w:val="1"/>
+      <w:keepNext w:val="0"/>
+      <w:keepLines w:val="0"/>
+    </w:pPr>
+  </w:style>
 </w:styles>
 </file>